--- a/TCC-Gabriel_dos_Santos.docx
+++ b/TCC-Gabriel_dos_Santos.docx
@@ -492,11 +492,9 @@
       <w:r>
         <w:t xml:space="preserve">Orientador: Prof. Dr. </w:t>
       </w:r>
-      <w:proofErr w:type="spellStart"/>
       <w:r>
         <w:t>Alvaro</w:t>
       </w:r>
-      <w:proofErr w:type="spellEnd"/>
       <w:r>
         <w:t xml:space="preserve"> Nunes</w:t>
       </w:r>
@@ -620,43 +618,45 @@
         <w:rPr>
           <w:rFonts w:cs="Times New Roman"/>
           <w:b/>
-        </w:rPr>
-        <w:object w:dxaOrig="8926" w:dyaOrig="12631" w14:anchorId="78BEE430">
-          <v:shapetype id="_x0000_t75" coordsize="21600,21600" o:spt="75" o:preferrelative="t" path="m@4@5l@4@11@9@11@9@5xe" filled="f" stroked="f">
-            <v:stroke joinstyle="miter"/>
-            <v:formulas>
-              <v:f eqn="if lineDrawn pixelLineWidth 0"/>
-              <v:f eqn="sum @0 1 0"/>
-              <v:f eqn="sum 0 0 @1"/>
-              <v:f eqn="prod @2 1 2"/>
-              <v:f eqn="prod @3 21600 pixelWidth"/>
-              <v:f eqn="prod @3 21600 pixelHeight"/>
-              <v:f eqn="sum @0 0 1"/>
-              <v:f eqn="prod @6 1 2"/>
-              <v:f eqn="prod @7 21600 pixelWidth"/>
-              <v:f eqn="sum @8 21600 0"/>
-              <v:f eqn="prod @7 21600 pixelHeight"/>
-              <v:f eqn="sum @10 21600 0"/>
-            </v:formulas>
-            <v:path o:extrusionok="f" gradientshapeok="t" o:connecttype="rect"/>
-            <o:lock v:ext="edit" aspectratio="t"/>
-          </v:shapetype>
-          <v:shape id="_x0000_i1025" type="#_x0000_t75" style="width:446.25pt;height:633.75pt" o:ole="">
-            <v:imagedata r:id="rId8" o:title=""/>
-          </v:shape>
-          <o:OLEObject Type="Embed" ProgID="Acrobat.Document.DC" ShapeID="_x0000_i1025" DrawAspect="Content" ObjectID="_1839864904" r:id="rId9"/>
-        </w:object>
-      </w:r>
-    </w:p>
-    <w:p>
-      <w:pPr>
-        <w:spacing w:after="120"/>
-        <w:ind w:firstLine="0"/>
-        <w:rPr>
-          <w:rFonts w:cs="Times New Roman"/>
-          <w:b/>
-        </w:rPr>
-      </w:pPr>
+          <w:noProof/>
+        </w:rPr>
+        <w:lastRenderedPageBreak/>
+        <w:drawing>
+          <wp:inline distT="0" distB="0" distL="0" distR="0" wp14:anchorId="629B7002" wp14:editId="716AB515">
+            <wp:extent cx="5760085" cy="8152130"/>
+            <wp:effectExtent l="0" t="0" r="0" b="1270"/>
+            <wp:docPr id="400671157" name="Imagem 1"/>
+            <wp:cNvGraphicFramePr>
+              <a:graphicFrameLocks xmlns:a="http://schemas.openxmlformats.org/drawingml/2006/main" noChangeAspect="1"/>
+            </wp:cNvGraphicFramePr>
+            <a:graphic xmlns:a="http://schemas.openxmlformats.org/drawingml/2006/main">
+              <a:graphicData uri="http://schemas.openxmlformats.org/drawingml/2006/picture">
+                <pic:pic xmlns:pic="http://schemas.openxmlformats.org/drawingml/2006/picture">
+                  <pic:nvPicPr>
+                    <pic:cNvPr id="400671157" name="Imagem 400671157"/>
+                    <pic:cNvPicPr/>
+                  </pic:nvPicPr>
+                  <pic:blipFill>
+                    <a:blip r:embed="rId8"/>
+                    <a:stretch>
+                      <a:fillRect/>
+                    </a:stretch>
+                  </pic:blipFill>
+                  <pic:spPr>
+                    <a:xfrm>
+                      <a:off x="0" y="0"/>
+                      <a:ext cx="5760085" cy="8152130"/>
+                    </a:xfrm>
+                    <a:prstGeom prst="rect">
+                      <a:avLst/>
+                    </a:prstGeom>
+                  </pic:spPr>
+                </pic:pic>
+              </a:graphicData>
+            </a:graphic>
+          </wp:inline>
+        </w:drawing>
+      </w:r>
     </w:p>
     <w:p>
       <w:pPr>
@@ -1056,10 +1056,16 @@
           <w:lang w:eastAsia="zh-CN"/>
           <w14:ligatures w14:val="none"/>
         </w:rPr>
-        <w:t xml:space="preserve">Prof. ou Profa. </w:t>
-      </w:r>
-      <w:proofErr w:type="spellStart"/>
-      <w:r>
+        <w:t>Prof. ou Profa. Dr(a)./Me(a). xxxxxxxxxxxx</w:t>
+      </w:r>
+    </w:p>
+    <w:p>
+      <w:pPr>
+        <w:suppressAutoHyphens/>
+        <w:autoSpaceDN w:val="0"/>
+        <w:ind w:firstLine="851"/>
+        <w:jc w:val="center"/>
+        <w:textAlignment w:val="baseline"/>
         <w:rPr>
           <w:rFonts w:eastAsia="Calibri" w:cs="Times New Roman"/>
           <w:kern w:val="3"/>
@@ -1067,9 +1073,7 @@
           <w:lang w:eastAsia="zh-CN"/>
           <w14:ligatures w14:val="none"/>
         </w:rPr>
-        <w:t>Dr</w:t>
-      </w:r>
-      <w:proofErr w:type="spellEnd"/>
+      </w:pPr>
       <w:r>
         <w:rPr>
           <w:rFonts w:eastAsia="Calibri" w:cs="Times New Roman"/>
@@ -1078,10 +1082,16 @@
           <w:lang w:eastAsia="zh-CN"/>
           <w14:ligatures w14:val="none"/>
         </w:rPr>
-        <w:t>(a</w:t>
-      </w:r>
-      <w:proofErr w:type="gramStart"/>
-      <w:r>
+        <w:t>Universidade Paulista - UNIP</w:t>
+      </w:r>
+    </w:p>
+    <w:p>
+      <w:pPr>
+        <w:suppressAutoHyphens/>
+        <w:autoSpaceDN w:val="0"/>
+        <w:ind w:firstLine="851"/>
+        <w:jc w:val="center"/>
+        <w:textAlignment w:val="baseline"/>
         <w:rPr>
           <w:rFonts w:eastAsia="Calibri" w:cs="Times New Roman"/>
           <w:kern w:val="3"/>
@@ -1089,10 +1099,15 @@
           <w:lang w:eastAsia="zh-CN"/>
           <w14:ligatures w14:val="none"/>
         </w:rPr>
-        <w:t>)./</w:t>
-      </w:r>
-      <w:proofErr w:type="gramEnd"/>
-      <w:r>
+      </w:pPr>
+    </w:p>
+    <w:p>
+      <w:pPr>
+        <w:suppressAutoHyphens/>
+        <w:autoSpaceDN w:val="0"/>
+        <w:ind w:firstLine="851"/>
+        <w:jc w:val="center"/>
+        <w:textAlignment w:val="baseline"/>
         <w:rPr>
           <w:rFonts w:eastAsia="Calibri" w:cs="Times New Roman"/>
           <w:kern w:val="3"/>
@@ -1100,9 +1115,7 @@
           <w:lang w:eastAsia="zh-CN"/>
           <w14:ligatures w14:val="none"/>
         </w:rPr>
-        <w:t xml:space="preserve">Me(a). </w:t>
-      </w:r>
-      <w:proofErr w:type="spellStart"/>
+      </w:pPr>
       <w:r>
         <w:rPr>
           <w:rFonts w:eastAsia="Calibri" w:cs="Times New Roman"/>
@@ -1111,9 +1124,8 @@
           <w:lang w:eastAsia="zh-CN"/>
           <w14:ligatures w14:val="none"/>
         </w:rPr>
-        <w:t>xxxxxxxxxxxx</w:t>
-      </w:r>
-      <w:proofErr w:type="spellEnd"/>
+        <w:t>_________________________________</w:t>
+      </w:r>
     </w:p>
     <w:p>
       <w:pPr>
@@ -1138,7 +1150,7 @@
           <w:lang w:eastAsia="zh-CN"/>
           <w14:ligatures w14:val="none"/>
         </w:rPr>
-        <w:t>Universidade Paulista - UNIP</w:t>
+        <w:t>Prof. ou Profa. Dr(a)./ Me(a). xxxxxxxxxxxx</w:t>
       </w:r>
     </w:p>
     <w:p>
@@ -1156,6 +1168,16 @@
           <w14:ligatures w14:val="none"/>
         </w:rPr>
       </w:pPr>
+      <w:r>
+        <w:rPr>
+          <w:rFonts w:eastAsia="Calibri" w:cs="Times New Roman"/>
+          <w:kern w:val="3"/>
+          <w:szCs w:val="22"/>
+          <w:lang w:eastAsia="zh-CN"/>
+          <w14:ligatures w14:val="none"/>
+        </w:rPr>
+        <w:t>Universidade Paulista - UNIP</w:t>
+      </w:r>
     </w:p>
     <w:p>
       <w:pPr>
@@ -1172,7 +1194,14 @@
           <w14:ligatures w14:val="none"/>
         </w:rPr>
       </w:pPr>
-      <w:r>
+    </w:p>
+    <w:p>
+      <w:pPr>
+        <w:suppressAutoHyphens/>
+        <w:autoSpaceDN w:val="0"/>
+        <w:ind w:firstLine="851"/>
+        <w:jc w:val="center"/>
+        <w:textAlignment w:val="baseline"/>
         <w:rPr>
           <w:rFonts w:eastAsia="Calibri" w:cs="Times New Roman"/>
           <w:kern w:val="3"/>
@@ -1180,6 +1209,15 @@
           <w:lang w:eastAsia="zh-CN"/>
           <w14:ligatures w14:val="none"/>
         </w:rPr>
+      </w:pPr>
+      <w:r>
+        <w:rPr>
+          <w:rFonts w:eastAsia="Calibri" w:cs="Times New Roman"/>
+          <w:kern w:val="3"/>
+          <w:szCs w:val="22"/>
+          <w:lang w:eastAsia="zh-CN"/>
+          <w14:ligatures w14:val="none"/>
+        </w:rPr>
         <w:t>_________________________________</w:t>
       </w:r>
     </w:p>
@@ -1206,10 +1244,16 @@
           <w:lang w:eastAsia="zh-CN"/>
           <w14:ligatures w14:val="none"/>
         </w:rPr>
-        <w:t xml:space="preserve">Prof. ou Profa. </w:t>
-      </w:r>
-      <w:proofErr w:type="spellStart"/>
-      <w:r>
+        <w:t>Prof. ou Profa. Dr(a)./ Me(a). xxxxxxxxxxxx</w:t>
+      </w:r>
+    </w:p>
+    <w:p>
+      <w:pPr>
+        <w:suppressAutoHyphens/>
+        <w:autoSpaceDN w:val="0"/>
+        <w:ind w:firstLine="851"/>
+        <w:jc w:val="center"/>
+        <w:textAlignment w:val="baseline"/>
         <w:rPr>
           <w:rFonts w:eastAsia="Calibri" w:cs="Times New Roman"/>
           <w:kern w:val="3"/>
@@ -1217,9 +1261,7 @@
           <w:lang w:eastAsia="zh-CN"/>
           <w14:ligatures w14:val="none"/>
         </w:rPr>
-        <w:t>Dr</w:t>
-      </w:r>
-      <w:proofErr w:type="spellEnd"/>
+      </w:pPr>
       <w:r>
         <w:rPr>
           <w:rFonts w:eastAsia="Calibri" w:cs="Times New Roman"/>
@@ -1228,216 +1270,6 @@
           <w:lang w:eastAsia="zh-CN"/>
           <w14:ligatures w14:val="none"/>
         </w:rPr>
-        <w:t>(a</w:t>
-      </w:r>
-      <w:proofErr w:type="gramStart"/>
-      <w:r>
-        <w:rPr>
-          <w:rFonts w:eastAsia="Calibri" w:cs="Times New Roman"/>
-          <w:kern w:val="3"/>
-          <w:szCs w:val="22"/>
-          <w:lang w:eastAsia="zh-CN"/>
-          <w14:ligatures w14:val="none"/>
-        </w:rPr>
-        <w:t>)./</w:t>
-      </w:r>
-      <w:proofErr w:type="gramEnd"/>
-      <w:r>
-        <w:rPr>
-          <w:rFonts w:eastAsia="Calibri" w:cs="Times New Roman"/>
-          <w:kern w:val="3"/>
-          <w:szCs w:val="22"/>
-          <w:lang w:eastAsia="zh-CN"/>
-          <w14:ligatures w14:val="none"/>
-        </w:rPr>
-        <w:t xml:space="preserve"> Me(a). </w:t>
-      </w:r>
-      <w:proofErr w:type="spellStart"/>
-      <w:r>
-        <w:rPr>
-          <w:rFonts w:eastAsia="Calibri" w:cs="Times New Roman"/>
-          <w:kern w:val="3"/>
-          <w:szCs w:val="22"/>
-          <w:lang w:eastAsia="zh-CN"/>
-          <w14:ligatures w14:val="none"/>
-        </w:rPr>
-        <w:t>xxxxxxxxxxxx</w:t>
-      </w:r>
-      <w:proofErr w:type="spellEnd"/>
-    </w:p>
-    <w:p>
-      <w:pPr>
-        <w:suppressAutoHyphens/>
-        <w:autoSpaceDN w:val="0"/>
-        <w:ind w:firstLine="851"/>
-        <w:jc w:val="center"/>
-        <w:textAlignment w:val="baseline"/>
-        <w:rPr>
-          <w:rFonts w:eastAsia="Calibri" w:cs="Times New Roman"/>
-          <w:kern w:val="3"/>
-          <w:szCs w:val="22"/>
-          <w:lang w:eastAsia="zh-CN"/>
-          <w14:ligatures w14:val="none"/>
-        </w:rPr>
-      </w:pPr>
-      <w:r>
-        <w:rPr>
-          <w:rFonts w:eastAsia="Calibri" w:cs="Times New Roman"/>
-          <w:kern w:val="3"/>
-          <w:szCs w:val="22"/>
-          <w:lang w:eastAsia="zh-CN"/>
-          <w14:ligatures w14:val="none"/>
-        </w:rPr>
-        <w:t>Universidade Paulista - UNIP</w:t>
-      </w:r>
-    </w:p>
-    <w:p>
-      <w:pPr>
-        <w:suppressAutoHyphens/>
-        <w:autoSpaceDN w:val="0"/>
-        <w:ind w:firstLine="851"/>
-        <w:jc w:val="center"/>
-        <w:textAlignment w:val="baseline"/>
-        <w:rPr>
-          <w:rFonts w:eastAsia="Calibri" w:cs="Times New Roman"/>
-          <w:kern w:val="3"/>
-          <w:szCs w:val="22"/>
-          <w:lang w:eastAsia="zh-CN"/>
-          <w14:ligatures w14:val="none"/>
-        </w:rPr>
-      </w:pPr>
-    </w:p>
-    <w:p>
-      <w:pPr>
-        <w:suppressAutoHyphens/>
-        <w:autoSpaceDN w:val="0"/>
-        <w:ind w:firstLine="851"/>
-        <w:jc w:val="center"/>
-        <w:textAlignment w:val="baseline"/>
-        <w:rPr>
-          <w:rFonts w:eastAsia="Calibri" w:cs="Times New Roman"/>
-          <w:kern w:val="3"/>
-          <w:szCs w:val="22"/>
-          <w:lang w:eastAsia="zh-CN"/>
-          <w14:ligatures w14:val="none"/>
-        </w:rPr>
-      </w:pPr>
-      <w:r>
-        <w:rPr>
-          <w:rFonts w:eastAsia="Calibri" w:cs="Times New Roman"/>
-          <w:kern w:val="3"/>
-          <w:szCs w:val="22"/>
-          <w:lang w:eastAsia="zh-CN"/>
-          <w14:ligatures w14:val="none"/>
-        </w:rPr>
-        <w:t>_________________________________</w:t>
-      </w:r>
-    </w:p>
-    <w:p>
-      <w:pPr>
-        <w:suppressAutoHyphens/>
-        <w:autoSpaceDN w:val="0"/>
-        <w:ind w:firstLine="851"/>
-        <w:jc w:val="center"/>
-        <w:textAlignment w:val="baseline"/>
-        <w:rPr>
-          <w:rFonts w:eastAsia="Calibri" w:cs="Times New Roman"/>
-          <w:kern w:val="3"/>
-          <w:szCs w:val="22"/>
-          <w:lang w:eastAsia="zh-CN"/>
-          <w14:ligatures w14:val="none"/>
-        </w:rPr>
-      </w:pPr>
-      <w:r>
-        <w:rPr>
-          <w:rFonts w:eastAsia="Calibri" w:cs="Times New Roman"/>
-          <w:kern w:val="3"/>
-          <w:szCs w:val="22"/>
-          <w:lang w:eastAsia="zh-CN"/>
-          <w14:ligatures w14:val="none"/>
-        </w:rPr>
-        <w:t xml:space="preserve">Prof. ou Profa. </w:t>
-      </w:r>
-      <w:proofErr w:type="spellStart"/>
-      <w:r>
-        <w:rPr>
-          <w:rFonts w:eastAsia="Calibri" w:cs="Times New Roman"/>
-          <w:kern w:val="3"/>
-          <w:szCs w:val="22"/>
-          <w:lang w:eastAsia="zh-CN"/>
-          <w14:ligatures w14:val="none"/>
-        </w:rPr>
-        <w:t>Dr</w:t>
-      </w:r>
-      <w:proofErr w:type="spellEnd"/>
-      <w:r>
-        <w:rPr>
-          <w:rFonts w:eastAsia="Calibri" w:cs="Times New Roman"/>
-          <w:kern w:val="3"/>
-          <w:szCs w:val="22"/>
-          <w:lang w:eastAsia="zh-CN"/>
-          <w14:ligatures w14:val="none"/>
-        </w:rPr>
-        <w:t>(a</w:t>
-      </w:r>
-      <w:proofErr w:type="gramStart"/>
-      <w:r>
-        <w:rPr>
-          <w:rFonts w:eastAsia="Calibri" w:cs="Times New Roman"/>
-          <w:kern w:val="3"/>
-          <w:szCs w:val="22"/>
-          <w:lang w:eastAsia="zh-CN"/>
-          <w14:ligatures w14:val="none"/>
-        </w:rPr>
-        <w:t>)./</w:t>
-      </w:r>
-      <w:proofErr w:type="gramEnd"/>
-      <w:r>
-        <w:rPr>
-          <w:rFonts w:eastAsia="Calibri" w:cs="Times New Roman"/>
-          <w:kern w:val="3"/>
-          <w:szCs w:val="22"/>
-          <w:lang w:eastAsia="zh-CN"/>
-          <w14:ligatures w14:val="none"/>
-        </w:rPr>
-        <w:t xml:space="preserve"> Me(a). </w:t>
-      </w:r>
-      <w:proofErr w:type="spellStart"/>
-      <w:r>
-        <w:rPr>
-          <w:rFonts w:eastAsia="Calibri" w:cs="Times New Roman"/>
-          <w:kern w:val="3"/>
-          <w:szCs w:val="22"/>
-          <w:lang w:eastAsia="zh-CN"/>
-          <w14:ligatures w14:val="none"/>
-        </w:rPr>
-        <w:t>xxxxxxxxxxxx</w:t>
-      </w:r>
-      <w:proofErr w:type="spellEnd"/>
-    </w:p>
-    <w:p>
-      <w:pPr>
-        <w:suppressAutoHyphens/>
-        <w:autoSpaceDN w:val="0"/>
-        <w:ind w:firstLine="851"/>
-        <w:jc w:val="center"/>
-        <w:textAlignment w:val="baseline"/>
-        <w:rPr>
-          <w:rFonts w:eastAsia="Calibri" w:cs="Times New Roman"/>
-          <w:kern w:val="3"/>
-          <w:szCs w:val="22"/>
-          <w:lang w:eastAsia="zh-CN"/>
-          <w14:ligatures w14:val="none"/>
-        </w:rPr>
-      </w:pPr>
-      <w:r>
-        <w:rPr>
-          <w:rFonts w:eastAsia="Calibri" w:cs="Times New Roman"/>
-          <w:kern w:val="3"/>
-          <w:szCs w:val="22"/>
-          <w:lang w:eastAsia="zh-CN"/>
-          <w14:ligatures w14:val="none"/>
-        </w:rPr>
         <w:t>Universidade Paulista - UNIP</w:t>
       </w:r>
     </w:p>
@@ -1819,16 +1651,8 @@
         <w:rPr>
           <w:rFonts w:cs="Times New Roman"/>
         </w:rPr>
-        <w:t>.</w:t>
-      </w:r>
-      <w:proofErr w:type="spellStart"/>
-      <w:r>
-        <w:rPr>
-          <w:rFonts w:cs="Times New Roman"/>
-        </w:rPr>
-        <w:t>txt</w:t>
-      </w:r>
-      <w:proofErr w:type="spellEnd"/>
+        <w:t>.txt</w:t>
+      </w:r>
       <w:r>
         <w:rPr>
           <w:rFonts w:cs="Times New Roman"/>
@@ -2098,23 +1922,7 @@
           <w:rFonts w:cs="Times New Roman"/>
           <w:lang w:val="en"/>
         </w:rPr>
-        <w:t xml:space="preserve">The results obtained were analyzed from the evidence generated by the management console, including security events, compliance alerts, and consolidated reports. The comparison between the scenarios shows that the centralized application of guidelines and the automation of information </w:t>
-      </w:r>
-      <w:proofErr w:type="gramStart"/>
-      <w:r>
-        <w:rPr>
-          <w:rFonts w:cs="Times New Roman"/>
-          <w:lang w:val="en"/>
-        </w:rPr>
-        <w:t>flows</w:t>
-      </w:r>
-      <w:proofErr w:type="gramEnd"/>
-      <w:r>
-        <w:rPr>
-          <w:rFonts w:cs="Times New Roman"/>
-          <w:lang w:val="en"/>
-        </w:rPr>
-        <w:t xml:space="preserve"> significantly increase operational visibility. It is concluded that such a structure facilitates the continuous adjustment of security rules, optimizing navigation control, and incident response based on the history of recorded attempts.</w:t>
+        <w:t>The results obtained were analyzed from the evidence generated by the management console, including security events, compliance alerts, and consolidated reports. The comparison between the scenarios shows that the centralized application of guidelines and the automation of information flows significantly increase operational visibility. It is concluded that such a structure facilitates the continuous adjustment of security rules, optimizing navigation control, and incident response based on the history of recorded attempts.</w:t>
       </w:r>
     </w:p>
     <w:p>
@@ -2765,17 +2573,8 @@
           <w:color w:val="000000"/>
           <w:sz w:val="20"/>
         </w:rPr>
-        <w:t xml:space="preserve">, com o grupo de Endereços de </w:t>
-      </w:r>
-      <w:proofErr w:type="spellStart"/>
-      <w:r>
-        <w:rPr>
-          <w:color w:val="000000"/>
-          <w:sz w:val="20"/>
-        </w:rPr>
-        <w:t>Phishing</w:t>
-      </w:r>
-      <w:proofErr w:type="spellEnd"/>
+        <w:t>, com o grupo de Endereços de Phishing</w:t>
+      </w:r>
       <w:r>
         <w:rPr>
           <w:rFonts w:cs="Times New Roman"/>
@@ -4157,7 +3956,6 @@
         </w:rPr>
         <w:t xml:space="preserve">Software </w:t>
       </w:r>
-      <w:proofErr w:type="spellStart"/>
       <w:r>
         <w:rPr>
           <w:rFonts w:cs="Times New Roman"/>
@@ -4166,7 +3964,6 @@
         </w:rPr>
         <w:t>RanSim</w:t>
       </w:r>
-      <w:proofErr w:type="spellEnd"/>
       <w:r>
         <w:rPr>
           <w:rFonts w:cs="Times New Roman"/>
@@ -4257,7 +4054,6 @@
         </w:rPr>
         <w:t xml:space="preserve">Software </w:t>
       </w:r>
-      <w:proofErr w:type="spellStart"/>
       <w:r>
         <w:rPr>
           <w:rFonts w:cs="Times New Roman"/>
@@ -4266,7 +4062,6 @@
         </w:rPr>
         <w:t>RanSim</w:t>
       </w:r>
-      <w:proofErr w:type="spellEnd"/>
       <w:r>
         <w:rPr>
           <w:rFonts w:cs="Times New Roman"/>
@@ -4894,58 +4689,8 @@
         <w:rPr>
           <w:sz w:val="20"/>
         </w:rPr>
-        <w:t xml:space="preserve">EICAR – </w:t>
-      </w:r>
-      <w:proofErr w:type="spellStart"/>
-      <w:r>
-        <w:rPr>
-          <w:sz w:val="20"/>
-        </w:rPr>
-        <w:t>European</w:t>
-      </w:r>
-      <w:proofErr w:type="spellEnd"/>
-      <w:r>
-        <w:rPr>
-          <w:sz w:val="20"/>
-        </w:rPr>
-        <w:t xml:space="preserve"> </w:t>
-      </w:r>
-      <w:proofErr w:type="spellStart"/>
-      <w:r>
-        <w:rPr>
-          <w:sz w:val="20"/>
-        </w:rPr>
-        <w:t>Institute</w:t>
-      </w:r>
-      <w:proofErr w:type="spellEnd"/>
-      <w:r>
-        <w:rPr>
-          <w:sz w:val="20"/>
-        </w:rPr>
-        <w:t xml:space="preserve"> for Computer </w:t>
-      </w:r>
-      <w:proofErr w:type="spellStart"/>
-      <w:r>
-        <w:rPr>
-          <w:sz w:val="20"/>
-        </w:rPr>
-        <w:t>Antivirus</w:t>
-      </w:r>
-      <w:proofErr w:type="spellEnd"/>
-      <w:r>
-        <w:rPr>
-          <w:sz w:val="20"/>
-        </w:rPr>
-        <w:t xml:space="preserve"> </w:t>
-      </w:r>
-      <w:proofErr w:type="spellStart"/>
-      <w:r>
-        <w:rPr>
-          <w:sz w:val="20"/>
-        </w:rPr>
-        <w:t>Research</w:t>
-      </w:r>
-      <w:proofErr w:type="spellEnd"/>
+        <w:t>EICAR – European Institute for Computer Antivirus Research</w:t>
+      </w:r>
     </w:p>
     <w:p>
       <w:pPr>
@@ -4960,30 +4705,8 @@
         <w:rPr>
           <w:sz w:val="20"/>
         </w:rPr>
-        <w:t xml:space="preserve">GDPR – General Data </w:t>
-      </w:r>
-      <w:proofErr w:type="spellStart"/>
-      <w:r>
-        <w:rPr>
-          <w:sz w:val="20"/>
-        </w:rPr>
-        <w:t>Protection</w:t>
-      </w:r>
-      <w:proofErr w:type="spellEnd"/>
-      <w:r>
-        <w:rPr>
-          <w:sz w:val="20"/>
-        </w:rPr>
-        <w:t xml:space="preserve"> </w:t>
-      </w:r>
-      <w:proofErr w:type="spellStart"/>
-      <w:r>
-        <w:rPr>
-          <w:sz w:val="20"/>
-        </w:rPr>
-        <w:t>Regulation</w:t>
-      </w:r>
-      <w:proofErr w:type="spellEnd"/>
+        <w:t>GDPR – General Data Protection Regulation</w:t>
+      </w:r>
     </w:p>
     <w:p>
       <w:pPr>
@@ -4998,44 +4721,14 @@
         <w:rPr>
           <w:sz w:val="20"/>
         </w:rPr>
-        <w:t xml:space="preserve">ISO – </w:t>
-      </w:r>
-      <w:proofErr w:type="spellStart"/>
-      <w:r>
-        <w:rPr>
-          <w:sz w:val="20"/>
-        </w:rPr>
-        <w:t>International</w:t>
-      </w:r>
-      <w:proofErr w:type="spellEnd"/>
-      <w:r>
-        <w:rPr>
-          <w:sz w:val="20"/>
-        </w:rPr>
-        <w:t xml:space="preserve"> </w:t>
-      </w:r>
-      <w:proofErr w:type="spellStart"/>
-      <w:r>
-        <w:rPr>
-          <w:sz w:val="20"/>
-        </w:rPr>
-        <w:t>Organization</w:t>
-      </w:r>
-      <w:proofErr w:type="spellEnd"/>
-      <w:r>
-        <w:rPr>
-          <w:sz w:val="20"/>
-        </w:rPr>
-        <w:t xml:space="preserve"> for </w:t>
-      </w:r>
-      <w:proofErr w:type="spellStart"/>
-      <w:r>
-        <w:rPr>
-          <w:sz w:val="20"/>
-        </w:rPr>
-        <w:t>Standardization</w:t>
-      </w:r>
-      <w:proofErr w:type="spellEnd"/>
+        <w:t xml:space="preserve">ISO – International </w:t>
+      </w:r>
+      <w:r>
+        <w:rPr>
+          <w:sz w:val="20"/>
+        </w:rPr>
+        <w:t>Organization for Standardization</w:t>
+      </w:r>
     </w:p>
     <w:p>
       <w:pPr>
@@ -5094,63 +4787,13 @@
         <w:rPr>
           <w:sz w:val="20"/>
         </w:rPr>
-        <w:t xml:space="preserve"> </w:t>
-      </w:r>
-      <w:proofErr w:type="spellStart"/>
-      <w:r>
-        <w:rPr>
-          <w:sz w:val="20"/>
-        </w:rPr>
-        <w:t>National</w:t>
-      </w:r>
-      <w:proofErr w:type="spellEnd"/>
-      <w:r>
-        <w:rPr>
-          <w:sz w:val="20"/>
-        </w:rPr>
-        <w:t xml:space="preserve"> </w:t>
-      </w:r>
-      <w:proofErr w:type="spellStart"/>
-      <w:r>
-        <w:rPr>
-          <w:sz w:val="20"/>
-        </w:rPr>
-        <w:t>Institute</w:t>
-      </w:r>
-      <w:proofErr w:type="spellEnd"/>
-      <w:r>
-        <w:rPr>
-          <w:sz w:val="20"/>
-        </w:rPr>
-        <w:t xml:space="preserve"> </w:t>
-      </w:r>
-      <w:proofErr w:type="spellStart"/>
-      <w:r>
-        <w:rPr>
-          <w:sz w:val="20"/>
-        </w:rPr>
-        <w:t>of</w:t>
-      </w:r>
-      <w:proofErr w:type="spellEnd"/>
-      <w:r>
-        <w:rPr>
-          <w:sz w:val="20"/>
-        </w:rPr>
-        <w:t xml:space="preserve"> Standards </w:t>
-      </w:r>
-      <w:proofErr w:type="spellStart"/>
-      <w:r>
-        <w:rPr>
-          <w:sz w:val="20"/>
-        </w:rPr>
-        <w:t>and</w:t>
-      </w:r>
-      <w:proofErr w:type="spellEnd"/>
-      <w:r>
-        <w:rPr>
-          <w:sz w:val="20"/>
-        </w:rPr>
-        <w:t xml:space="preserve"> Technology</w:t>
+        <w:t xml:space="preserve"> National</w:t>
+      </w:r>
+      <w:r>
+        <w:rPr>
+          <w:sz w:val="20"/>
+        </w:rPr>
+        <w:t xml:space="preserve"> Institute of Standards and Technology</w:t>
       </w:r>
     </w:p>
     <w:p>
@@ -5162,33 +4805,17 @@
           <w:sz w:val="20"/>
         </w:rPr>
       </w:pPr>
-      <w:proofErr w:type="spellStart"/>
       <w:r>
         <w:rPr>
           <w:sz w:val="20"/>
         </w:rPr>
         <w:t>RanSim</w:t>
       </w:r>
-      <w:proofErr w:type="spellEnd"/>
-      <w:r>
-        <w:rPr>
-          <w:sz w:val="20"/>
-        </w:rPr>
-        <w:t xml:space="preserve"> – </w:t>
-      </w:r>
-      <w:proofErr w:type="spellStart"/>
-      <w:r>
-        <w:rPr>
-          <w:sz w:val="20"/>
-        </w:rPr>
-        <w:t>Ransomware</w:t>
-      </w:r>
-      <w:proofErr w:type="spellEnd"/>
-      <w:r>
-        <w:rPr>
-          <w:sz w:val="20"/>
-        </w:rPr>
-        <w:t xml:space="preserve"> Simulator</w:t>
+      <w:r>
+        <w:rPr>
+          <w:sz w:val="20"/>
+        </w:rPr>
+        <w:t xml:space="preserve"> – Ransomware Simulator</w:t>
       </w:r>
     </w:p>
     <w:p>
@@ -7917,12 +7544,12 @@
         <w:ind w:firstLine="0"/>
         <w:jc w:val="left"/>
         <w:sectPr>
-          <w:headerReference w:type="even" r:id="rId10"/>
-          <w:headerReference w:type="default" r:id="rId11"/>
-          <w:footerReference w:type="even" r:id="rId12"/>
-          <w:footerReference w:type="default" r:id="rId13"/>
-          <w:headerReference w:type="first" r:id="rId14"/>
-          <w:footerReference w:type="first" r:id="rId15"/>
+          <w:headerReference w:type="even" r:id="rId9"/>
+          <w:headerReference w:type="default" r:id="rId10"/>
+          <w:footerReference w:type="even" r:id="rId11"/>
+          <w:footerReference w:type="default" r:id="rId12"/>
+          <w:headerReference w:type="first" r:id="rId13"/>
+          <w:footerReference w:type="first" r:id="rId14"/>
           <w:type w:val="oddPage"/>
           <w:pgSz w:w="11906" w:h="16838" w:code="9"/>
           <w:pgMar w:top="1701" w:right="1134" w:bottom="1134" w:left="1701" w:header="720" w:footer="720" w:gutter="0"/>
@@ -7961,21 +7588,7 @@
         <w:rPr>
           <w:rFonts w:cs="Times New Roman"/>
         </w:rPr>
-        <w:t xml:space="preserve">A crescente dependência de ecossistemas digitais, aliada à expansão da superfície de ataque, torna as estações de trabalho alvos preferenciais para ameaças cibernéticas. Fatores como a execução de artefatos maliciosos, o acesso a </w:t>
-      </w:r>
-      <w:proofErr w:type="spellStart"/>
-      <w:r>
-        <w:rPr>
-          <w:rFonts w:cs="Times New Roman"/>
-        </w:rPr>
-        <w:t>conteúdos</w:t>
-      </w:r>
-      <w:proofErr w:type="spellEnd"/>
-      <w:r>
-        <w:rPr>
-          <w:rFonts w:cs="Times New Roman"/>
-        </w:rPr>
-        <w:t xml:space="preserve"> web indevidos</w:t>
+        <w:t>A crescente dependência de ecossistemas digitais, aliada à expansão da superfície de ataque, torna as estações de trabalho alvos preferenciais para ameaças cibernéticas. Fatores como a execução de artefatos maliciosos, o acesso a conteúdos web indevidos</w:t>
       </w:r>
       <w:r>
         <w:rPr>
@@ -8369,21 +7982,7 @@
         <w:rPr>
           <w:rFonts w:cs="Times New Roman"/>
         </w:rPr>
-        <w:t>Para a validação dos mecanismos de detecção sem a exposição a riscos reais, utilizou-se o arquivo de teste padrão EICAR, sendo um arquivo de texto no formato .</w:t>
-      </w:r>
-      <w:proofErr w:type="spellStart"/>
-      <w:r>
-        <w:rPr>
-          <w:rFonts w:cs="Times New Roman"/>
-        </w:rPr>
-        <w:t>txt</w:t>
-      </w:r>
-      <w:proofErr w:type="spellEnd"/>
-      <w:r>
-        <w:rPr>
-          <w:rFonts w:cs="Times New Roman"/>
-        </w:rPr>
-        <w:t xml:space="preserve"> que possui uma sequência de caracteres que são reconhecidas pelas aplicações de segurança como um vírus </w:t>
+        <w:t xml:space="preserve">Para a validação dos mecanismos de detecção sem a exposição a riscos reais, utilizou-se o arquivo de teste padrão EICAR, sendo um arquivo de texto no formato .txt que possui uma sequência de caracteres que são reconhecidas pelas aplicações de segurança como um vírus </w:t>
       </w:r>
       <w:r>
         <w:rPr>
@@ -8400,33 +7999,17 @@
         </w:rPr>
         <w:t xml:space="preserve">também foi utilizado o </w:t>
       </w:r>
-      <w:proofErr w:type="spellStart"/>
       <w:r>
         <w:rPr>
           <w:rFonts w:cs="Times New Roman"/>
         </w:rPr>
         <w:t>RanSim</w:t>
       </w:r>
-      <w:proofErr w:type="spellEnd"/>
-      <w:r>
-        <w:rPr>
-          <w:rFonts w:cs="Times New Roman"/>
-        </w:rPr>
-        <w:t xml:space="preserve">, responsável por simular ataques de </w:t>
-      </w:r>
-      <w:proofErr w:type="spellStart"/>
-      <w:r>
-        <w:rPr>
-          <w:rFonts w:cs="Times New Roman"/>
-        </w:rPr>
-        <w:t>ransomware</w:t>
-      </w:r>
-      <w:proofErr w:type="spellEnd"/>
-      <w:r>
-        <w:rPr>
-          <w:rFonts w:cs="Times New Roman"/>
-        </w:rPr>
-        <w:t xml:space="preserve"> do tipo criptográfico, garantindo a segurança do ambiente acadêmico durante os testes, ao mesmo tempo em que possibilita a validação da eficácia dos mecanismos de detecção e de reporte automatizado.</w:t>
+      <w:r>
+        <w:rPr>
+          <w:rFonts w:cs="Times New Roman"/>
+        </w:rPr>
+        <w:t>, responsável por simular ataques de ransomware do tipo criptográfico, garantindo a segurança do ambiente acadêmico durante os testes, ao mesmo tempo em que possibilita a validação da eficácia dos mecanismos de detecção e de reporte automatizado.</w:t>
       </w:r>
     </w:p>
     <w:p>
@@ -8888,21 +8471,7 @@
         <w:rPr>
           <w:rFonts w:cs="Times New Roman"/>
         </w:rPr>
-        <w:t xml:space="preserve"> a sites de </w:t>
-      </w:r>
-      <w:proofErr w:type="spellStart"/>
-      <w:r>
-        <w:rPr>
-          <w:rFonts w:cs="Times New Roman"/>
-        </w:rPr>
-        <w:t>phishing</w:t>
-      </w:r>
-      <w:proofErr w:type="spellEnd"/>
-      <w:r>
-        <w:rPr>
-          <w:rFonts w:cs="Times New Roman"/>
-        </w:rPr>
-        <w:t xml:space="preserve">, </w:t>
+        <w:t xml:space="preserve"> a sites de phishing, </w:t>
       </w:r>
       <w:r>
         <w:rPr>
@@ -8935,14 +8504,12 @@
         </w:rPr>
         <w:t xml:space="preserve"> e o </w:t>
       </w:r>
-      <w:proofErr w:type="spellStart"/>
       <w:r>
         <w:rPr>
           <w:rFonts w:cs="Times New Roman"/>
         </w:rPr>
         <w:t>RanSim</w:t>
       </w:r>
-      <w:proofErr w:type="spellEnd"/>
       <w:r>
         <w:rPr>
           <w:rFonts w:cs="Times New Roman"/>
@@ -8955,7 +8522,6 @@
         </w:rPr>
         <w:t xml:space="preserve"> e simulações de acesso a </w:t>
       </w:r>
-      <w:proofErr w:type="spellStart"/>
       <w:r>
         <w:rPr>
           <w:rFonts w:cs="Times New Roman"/>
@@ -8968,7 +8534,6 @@
         </w:rPr>
         <w:t>s</w:t>
       </w:r>
-      <w:proofErr w:type="spellEnd"/>
       <w:r>
         <w:rPr>
           <w:rFonts w:cs="Times New Roman"/>
@@ -9569,21 +9134,7 @@
         <w:rPr>
           <w:rFonts w:cs="Times New Roman"/>
         </w:rPr>
-        <w:t xml:space="preserve"> na análise dos resultados. Para a organização das atividades, adota-se um fluxo baseado no método </w:t>
-      </w:r>
-      <w:proofErr w:type="spellStart"/>
-      <w:r>
-        <w:rPr>
-          <w:rFonts w:cs="Times New Roman"/>
-        </w:rPr>
-        <w:t>Kanban</w:t>
-      </w:r>
-      <w:proofErr w:type="spellEnd"/>
-      <w:r>
-        <w:rPr>
-          <w:rFonts w:cs="Times New Roman"/>
-        </w:rPr>
-        <w:t>, permitindo a visualização clara das etapas de instalação, configuração, testes</w:t>
+        <w:t xml:space="preserve"> na análise dos resultados. Para a organização das atividades, adota-se um fluxo baseado no método Kanban, permitindo a visualização clara das etapas de instalação, configuração, testes</w:t>
       </w:r>
       <w:r>
         <w:rPr>
@@ -9648,7 +9199,6 @@
         </w:rPr>
         <w:t xml:space="preserve"> uma gestão de risco estruturada. O </w:t>
       </w:r>
-      <w:proofErr w:type="spellStart"/>
       <w:r>
         <w:rPr>
           <w:rFonts w:cs="Times New Roman"/>
@@ -9659,14 +9209,7 @@
         <w:rPr>
           <w:rFonts w:cs="Times New Roman"/>
         </w:rPr>
-        <w:t>ybersecurity</w:t>
-      </w:r>
-      <w:proofErr w:type="spellEnd"/>
-      <w:r>
-        <w:rPr>
-          <w:rFonts w:cs="Times New Roman"/>
-        </w:rPr>
-        <w:t xml:space="preserve"> Framework do NIST, </w:t>
+        <w:t xml:space="preserve">ybersecurity Framework do NIST, </w:t>
       </w:r>
       <w:r>
         <w:rPr>
@@ -9716,7 +9259,6 @@
         </w:rPr>
         <w:t xml:space="preserve"> as normas da família ISO/IEC 27000, a seleção de controles deve ser proporcional ao risco identificado, o que coloca as soluções de proteção de </w:t>
       </w:r>
-      <w:proofErr w:type="spellStart"/>
       <w:r>
         <w:rPr>
           <w:rFonts w:cs="Times New Roman"/>
@@ -9727,14 +9269,7 @@
         <w:rPr>
           <w:rFonts w:cs="Times New Roman"/>
         </w:rPr>
-        <w:t>ndpoint</w:t>
-      </w:r>
-      <w:proofErr w:type="spellEnd"/>
-      <w:r>
-        <w:rPr>
-          <w:rFonts w:cs="Times New Roman"/>
-        </w:rPr>
-        <w:t xml:space="preserve"> no centro das estratégias de defesa em profundidade (ISO, 2022a; ISO, 2022b).</w:t>
+        <w:t>ndpoint no centro das estratégias de defesa em profundidade (ISO, 2022a; ISO, 2022b).</w:t>
       </w:r>
     </w:p>
     <w:p>
@@ -9865,6 +9400,56 @@
     </w:p>
     <w:p>
       <w:pPr>
+        <w:rPr>
+          <w:rFonts w:cs="Times New Roman"/>
+        </w:rPr>
+      </w:pPr>
+      <w:r>
+        <w:rPr>
+          <w:rFonts w:cs="Times New Roman"/>
+        </w:rPr>
+        <w:lastRenderedPageBreak/>
+        <w:t>Empresa</w:t>
+      </w:r>
+      <w:r>
+        <w:rPr>
+          <w:rFonts w:cs="Times New Roman"/>
+        </w:rPr>
+        <w:t>s</w:t>
+      </w:r>
+      <w:r>
+        <w:rPr>
+          <w:rFonts w:cs="Times New Roman"/>
+        </w:rPr>
+        <w:t xml:space="preserve"> devem priorizar manter sua confiança digital aos olhos dos clientes, o grande volume de dados pessoais que circulam nas operações digitais acaba sendo </w:t>
+      </w:r>
+      <w:r>
+        <w:rPr>
+          <w:rFonts w:cs="Times New Roman"/>
+        </w:rPr>
+        <w:t>visto</w:t>
+      </w:r>
+      <w:r>
+        <w:rPr>
+          <w:rFonts w:cs="Times New Roman"/>
+        </w:rPr>
+        <w:t xml:space="preserve"> como uma oportunidade para ataques cibernético e roubo de informações o que pode </w:t>
+      </w:r>
+      <w:r>
+        <w:rPr>
+          <w:rFonts w:cs="Times New Roman"/>
+        </w:rPr>
+        <w:t>comprometer a confiança do cliente na integridade de segurança digital fornecida pela empresa. (Junior, 2025)</w:t>
+      </w:r>
+      <w:r>
+        <w:rPr>
+          <w:rFonts w:cs="Times New Roman"/>
+        </w:rPr>
+        <w:t>.</w:t>
+      </w:r>
+    </w:p>
+    <w:p>
+      <w:pPr>
         <w:spacing w:line="240" w:lineRule="auto"/>
         <w:rPr>
           <w:rFonts w:cs="Times New Roman"/>
@@ -9881,37 +9466,76 @@
         <w:rPr>
           <w:rFonts w:cs="Times New Roman"/>
         </w:rPr>
-        <w:t>Empresa</w:t>
-      </w:r>
-      <w:r>
-        <w:rPr>
-          <w:rFonts w:cs="Times New Roman"/>
-        </w:rPr>
-        <w:t>s</w:t>
-      </w:r>
-      <w:r>
-        <w:rPr>
-          <w:rFonts w:cs="Times New Roman"/>
-        </w:rPr>
-        <w:t xml:space="preserve"> devem priorizar manter sua confiança digital aos olhos dos clientes, o grande volume de dados pessoais que circulam nas operações digitais acaba sendo </w:t>
-      </w:r>
-      <w:r>
-        <w:rPr>
-          <w:rFonts w:cs="Times New Roman"/>
-        </w:rPr>
-        <w:t>visto</w:t>
-      </w:r>
-      <w:r>
-        <w:rPr>
-          <w:rFonts w:cs="Times New Roman"/>
-        </w:rPr>
-        <w:t xml:space="preserve"> como uma oportunidade para ataques cibernético e roubo de informações o que pode </w:t>
-      </w:r>
-      <w:r>
-        <w:rPr>
-          <w:rFonts w:cs="Times New Roman"/>
-        </w:rPr>
-        <w:t>comprometer a confiança do cliente na integridade de segurança digital fornecida pela empresa. (Junior, 2025)</w:t>
+        <w:t>No âmbito das boas práticas de segurança, o National Institute of Standards and Technology, por meio da norma NIST SP 800-53</w:t>
+      </w:r>
+      <w:r>
+        <w:rPr>
+          <w:rFonts w:cs="Times New Roman"/>
+        </w:rPr>
+        <w:t xml:space="preserve"> na sua revisão 5</w:t>
+      </w:r>
+      <w:r>
+        <w:rPr>
+          <w:rFonts w:cs="Times New Roman"/>
+        </w:rPr>
+        <w:t xml:space="preserve">, destaca a importância da implementação de controles rigorosos nas </w:t>
+      </w:r>
+      <w:r>
+        <w:rPr>
+          <w:rFonts w:cs="Times New Roman"/>
+        </w:rPr>
+        <w:t xml:space="preserve">organizações como </w:t>
+      </w:r>
+      <w:r>
+        <w:rPr>
+          <w:rFonts w:cs="Times New Roman"/>
+        </w:rPr>
+        <w:t>Controle de Acesso, Reposta a Incidentes, Auditoria e Responsabilização</w:t>
+      </w:r>
+      <w:r>
+        <w:rPr>
+          <w:rFonts w:cs="Times New Roman"/>
+        </w:rPr>
+        <w:t>. Segundo o documento:</w:t>
+      </w:r>
+    </w:p>
+    <w:p>
+      <w:pPr>
+        <w:spacing w:line="240" w:lineRule="auto"/>
+        <w:rPr>
+          <w:rFonts w:cs="Times New Roman"/>
+        </w:rPr>
+      </w:pPr>
+    </w:p>
+    <w:p>
+      <w:pPr>
+        <w:rPr>
+          <w:rFonts w:cs="Times New Roman"/>
+        </w:rPr>
+      </w:pPr>
+      <w:r>
+        <w:rPr>
+          <w:rFonts w:cs="Times New Roman"/>
+        </w:rPr>
+        <w:t>As organizações devem identificar, priorizar e mitigar riscos de segurança com base no impacto potencial, além de implementar controles de acesso que assegurem que os usuários tenham apenas os privilégios necessários para desempenhar suas funções.</w:t>
+      </w:r>
+      <w:r>
+        <w:rPr>
+          <w:rFonts w:cs="Times New Roman"/>
+        </w:rPr>
+        <w:t xml:space="preserve"> </w:t>
+      </w:r>
+      <w:r>
+        <w:rPr>
+          <w:rFonts w:cs="Times New Roman"/>
+        </w:rPr>
+        <w:t>(</w:t>
+      </w:r>
+      <w:r>
+        <w:rPr>
+          <w:rFonts w:cs="Times New Roman"/>
+        </w:rPr>
+        <w:t>Joint Task Force, 2020)</w:t>
       </w:r>
       <w:r>
         <w:rPr>
@@ -9938,187 +9562,7 @@
         <w:rPr>
           <w:rFonts w:cs="Times New Roman"/>
         </w:rPr>
-        <w:t xml:space="preserve">No âmbito das boas práticas de segurança, o </w:t>
-      </w:r>
-      <w:proofErr w:type="spellStart"/>
-      <w:r>
-        <w:rPr>
-          <w:rFonts w:cs="Times New Roman"/>
-        </w:rPr>
-        <w:t>National</w:t>
-      </w:r>
-      <w:proofErr w:type="spellEnd"/>
-      <w:r>
-        <w:rPr>
-          <w:rFonts w:cs="Times New Roman"/>
-        </w:rPr>
-        <w:t xml:space="preserve"> </w:t>
-      </w:r>
-      <w:proofErr w:type="spellStart"/>
-      <w:r>
-        <w:rPr>
-          <w:rFonts w:cs="Times New Roman"/>
-        </w:rPr>
-        <w:t>Institute</w:t>
-      </w:r>
-      <w:proofErr w:type="spellEnd"/>
-      <w:r>
-        <w:rPr>
-          <w:rFonts w:cs="Times New Roman"/>
-        </w:rPr>
-        <w:t xml:space="preserve"> </w:t>
-      </w:r>
-      <w:proofErr w:type="spellStart"/>
-      <w:r>
-        <w:rPr>
-          <w:rFonts w:cs="Times New Roman"/>
-        </w:rPr>
-        <w:t>of</w:t>
-      </w:r>
-      <w:proofErr w:type="spellEnd"/>
-      <w:r>
-        <w:rPr>
-          <w:rFonts w:cs="Times New Roman"/>
-        </w:rPr>
-        <w:t xml:space="preserve"> Standards </w:t>
-      </w:r>
-      <w:proofErr w:type="spellStart"/>
-      <w:r>
-        <w:rPr>
-          <w:rFonts w:cs="Times New Roman"/>
-        </w:rPr>
-        <w:t>and</w:t>
-      </w:r>
-      <w:proofErr w:type="spellEnd"/>
-      <w:r>
-        <w:rPr>
-          <w:rFonts w:cs="Times New Roman"/>
-        </w:rPr>
-        <w:t xml:space="preserve"> Technology, por meio da norma NIST SP 800-53</w:t>
-      </w:r>
-      <w:r>
-        <w:rPr>
-          <w:rFonts w:cs="Times New Roman"/>
-        </w:rPr>
-        <w:t xml:space="preserve"> na sua revisão 5</w:t>
-      </w:r>
-      <w:r>
-        <w:rPr>
-          <w:rFonts w:cs="Times New Roman"/>
-        </w:rPr>
-        <w:t xml:space="preserve">, destaca a importância da implementação de controles rigorosos nas </w:t>
-      </w:r>
-      <w:r>
-        <w:rPr>
-          <w:rFonts w:cs="Times New Roman"/>
-        </w:rPr>
-        <w:t xml:space="preserve">organizações como </w:t>
-      </w:r>
-      <w:r>
-        <w:rPr>
-          <w:rFonts w:cs="Times New Roman"/>
-        </w:rPr>
-        <w:t>Controle de Acesso, Reposta a Incidentes, Auditoria e Responsabilização</w:t>
-      </w:r>
-      <w:r>
-        <w:rPr>
-          <w:rFonts w:cs="Times New Roman"/>
-        </w:rPr>
-        <w:t>. Segundo o documento:</w:t>
-      </w:r>
-    </w:p>
-    <w:p>
-      <w:pPr>
-        <w:spacing w:line="240" w:lineRule="auto"/>
-        <w:rPr>
-          <w:rFonts w:cs="Times New Roman"/>
-        </w:rPr>
-      </w:pPr>
-    </w:p>
-    <w:p>
-      <w:pPr>
-        <w:rPr>
-          <w:rFonts w:cs="Times New Roman"/>
-        </w:rPr>
-      </w:pPr>
-      <w:r>
-        <w:rPr>
-          <w:rFonts w:cs="Times New Roman"/>
-        </w:rPr>
-        <w:t>As organizações devem identificar, priorizar e mitigar riscos de segurança com base no impacto potencial, além de implementar controles de acesso que assegurem que os usuários tenham apenas os privilégios necessários para desempenhar suas funções.</w:t>
-      </w:r>
-      <w:r>
-        <w:rPr>
-          <w:rFonts w:cs="Times New Roman"/>
-        </w:rPr>
-        <w:t xml:space="preserve"> </w:t>
-      </w:r>
-      <w:r>
-        <w:rPr>
-          <w:rFonts w:cs="Times New Roman"/>
-        </w:rPr>
-        <w:t>(</w:t>
-      </w:r>
-      <w:r>
-        <w:rPr>
-          <w:rFonts w:cs="Times New Roman"/>
-        </w:rPr>
-        <w:t>Joint Task Force, 2020)</w:t>
-      </w:r>
-      <w:r>
-        <w:rPr>
-          <w:rFonts w:cs="Times New Roman"/>
-        </w:rPr>
-        <w:t>.</w:t>
-      </w:r>
-    </w:p>
-    <w:p>
-      <w:pPr>
-        <w:spacing w:line="240" w:lineRule="auto"/>
-        <w:rPr>
-          <w:rFonts w:cs="Times New Roman"/>
-        </w:rPr>
-      </w:pPr>
-    </w:p>
-    <w:p>
-      <w:pPr>
-        <w:rPr>
-          <w:rFonts w:cs="Times New Roman"/>
-        </w:rPr>
-      </w:pPr>
-      <w:r>
-        <w:rPr>
-          <w:rFonts w:cs="Times New Roman"/>
-        </w:rPr>
-        <w:t xml:space="preserve">No contexto brasileiro, a Lei Geral de Proteção de Dados estabelece diretrizes para o tratamento de dados pessoais, inspirada no General Data </w:t>
-      </w:r>
-      <w:proofErr w:type="spellStart"/>
-      <w:r>
-        <w:rPr>
-          <w:rFonts w:cs="Times New Roman"/>
-        </w:rPr>
-        <w:t>Protection</w:t>
-      </w:r>
-      <w:proofErr w:type="spellEnd"/>
-      <w:r>
-        <w:rPr>
-          <w:rFonts w:cs="Times New Roman"/>
-        </w:rPr>
-        <w:t xml:space="preserve"> </w:t>
-      </w:r>
-      <w:proofErr w:type="spellStart"/>
-      <w:r>
-        <w:rPr>
-          <w:rFonts w:cs="Times New Roman"/>
-        </w:rPr>
-        <w:t>Regulation</w:t>
-      </w:r>
-      <w:proofErr w:type="spellEnd"/>
-      <w:r>
-        <w:rPr>
-          <w:rFonts w:cs="Times New Roman"/>
-        </w:rPr>
-        <w:t>. De acordo com o Serviço Federal de Processamento de Dados:</w:t>
+        <w:t>No contexto brasileiro, a Lei Geral de Proteção de Dados estabelece diretrizes para o tratamento de dados pessoais, inspirada no General Data Protection Regulation. De acordo com o Serviço Federal de Processamento de Dados:</w:t>
       </w:r>
     </w:p>
     <w:p>
@@ -10406,7 +9850,7 @@
                     <pic:cNvPicPr/>
                   </pic:nvPicPr>
                   <pic:blipFill>
-                    <a:blip r:embed="rId16"/>
+                    <a:blip r:embed="rId15"/>
                     <a:stretch>
                       <a:fillRect/>
                     </a:stretch>
@@ -10476,303 +9920,393 @@
           <w:rFonts w:cs="Times New Roman"/>
         </w:rPr>
       </w:pPr>
-      <w:proofErr w:type="spellStart"/>
+      <w:r>
+        <w:rPr>
+          <w:rFonts w:cs="Times New Roman"/>
+        </w:rPr>
+        <w:t>Ransomware e phishing estão entre as principais ameaças cibernéticas da atualidade, explorando vulnerabilidades humanas e tecnológicas para comprometer sistemas e dados corporativos</w:t>
+      </w:r>
+      <w:r>
+        <w:rPr>
+          <w:rFonts w:cs="Times New Roman"/>
+        </w:rPr>
+        <w:t>.</w:t>
+      </w:r>
+      <w:r>
+        <w:rPr>
+          <w:rFonts w:cs="Times New Roman"/>
+        </w:rPr>
+        <w:t xml:space="preserve"> </w:t>
+      </w:r>
+    </w:p>
+    <w:p>
+      <w:pPr>
+        <w:spacing w:line="240" w:lineRule="auto"/>
+        <w:rPr>
+          <w:rFonts w:cs="Times New Roman"/>
+        </w:rPr>
+      </w:pPr>
+    </w:p>
+    <w:p>
+      <w:pPr>
+        <w:rPr>
+          <w:rFonts w:cs="Times New Roman"/>
+        </w:rPr>
+      </w:pPr>
       <w:r>
         <w:rPr>
           <w:rFonts w:cs="Times New Roman"/>
         </w:rPr>
         <w:t>Ransomware</w:t>
       </w:r>
-      <w:proofErr w:type="spellEnd"/>
-      <w:r>
-        <w:rPr>
-          <w:rFonts w:cs="Times New Roman"/>
-        </w:rPr>
-        <w:t xml:space="preserve"> e </w:t>
-      </w:r>
-      <w:proofErr w:type="spellStart"/>
-      <w:r>
-        <w:rPr>
-          <w:rFonts w:cs="Times New Roman"/>
-        </w:rPr>
-        <w:t>phishing</w:t>
-      </w:r>
-      <w:proofErr w:type="spellEnd"/>
-      <w:r>
-        <w:rPr>
-          <w:rFonts w:cs="Times New Roman"/>
-        </w:rPr>
-        <w:t xml:space="preserve"> estão entre as principais ameaças cibernéticas da atualidade, explorando vulnerabilidades humanas e tecnológicas para comprometer sistemas e dados corporativos</w:t>
-      </w:r>
-      <w:r>
-        <w:rPr>
-          <w:rFonts w:cs="Times New Roman"/>
-        </w:rPr>
+      <w:r>
+        <w:rPr>
+          <w:rFonts w:cs="Times New Roman"/>
+        </w:rPr>
+        <w:t xml:space="preserve"> é um arquivo ou software malicioso</w:t>
+      </w:r>
+      <w:r>
+        <w:rPr>
+          <w:rFonts w:cs="Times New Roman"/>
+        </w:rPr>
+        <w:t xml:space="preserve"> </w:t>
+      </w:r>
+      <w:r>
+        <w:rPr>
+          <w:rFonts w:cs="Times New Roman"/>
+        </w:rPr>
+        <w:t xml:space="preserve">(malware), que tem como objetivo ser baixado ou clicado como link malicioso, </w:t>
+      </w:r>
+      <w:r>
+        <w:rPr>
+          <w:rFonts w:cs="Times New Roman"/>
+        </w:rPr>
+        <w:t xml:space="preserve">sendo utilizado tanto em computador ou celulares, </w:t>
+      </w:r>
+      <w:r>
+        <w:rPr>
+          <w:rFonts w:cs="Times New Roman"/>
+        </w:rPr>
+        <w:t xml:space="preserve">para infectar o dispositivo utilizado, podendo bloquear ou até mesmo criptografar arquivo como documento, fotos ou programas inteiros. Em muitos casos o desbloqueio dos arquivos é somente feito após o pagamento de resgate por meio de </w:t>
+      </w:r>
+      <w:r>
+        <w:rPr>
+          <w:rFonts w:cs="Times New Roman"/>
+        </w:rPr>
+        <w:t>criptomoedas (</w:t>
+      </w:r>
+      <w:r>
+        <w:rPr>
+          <w:rFonts w:cs="Times New Roman"/>
+        </w:rPr>
+        <w:t>Lara, 2022).</w:t>
+      </w:r>
+    </w:p>
+    <w:p>
+      <w:pPr>
+        <w:spacing w:line="240" w:lineRule="auto"/>
+        <w:rPr>
+          <w:rFonts w:cs="Times New Roman"/>
+        </w:rPr>
+      </w:pPr>
+    </w:p>
+    <w:p>
+      <w:pPr>
+        <w:rPr>
+          <w:rFonts w:cs="Times New Roman"/>
+        </w:rPr>
+      </w:pPr>
+      <w:r>
+        <w:rPr>
+          <w:rFonts w:cs="Times New Roman"/>
+        </w:rPr>
+        <w:t>Os ataques de ransomware têm se consolidado como uma das principais ameaças no cenário atual da segurança da informação, afetando tanto organizações públicas quanto privadas. Esse tipo de ataque pode causar sérios danos à infraestrutura lógica das instituições, além de paralisar operações críticas e comprometer dados sensíveis. Diante desse cenário, torna-se essencial que as organizações desenvolvam mecanismos eficazes de prevenção, detecção e resposta a incidentes, considerando que os cibercriminosos estão em constante evolução e exploram novas vulnerabilidades (R</w:t>
+      </w:r>
+      <w:r>
+        <w:rPr>
+          <w:rFonts w:cs="Times New Roman"/>
+        </w:rPr>
+        <w:t>ezende; Nascimento</w:t>
+      </w:r>
+      <w:r>
+        <w:rPr>
+          <w:rFonts w:cs="Times New Roman"/>
+        </w:rPr>
+        <w:t>, 2025).</w:t>
+      </w:r>
+    </w:p>
+    <w:p>
+      <w:pPr>
+        <w:rPr>
+          <w:rFonts w:cs="Times New Roman"/>
+        </w:rPr>
+      </w:pPr>
+      <w:r>
+        <w:rPr>
+          <w:rFonts w:cs="Times New Roman"/>
+        </w:rPr>
+        <w:lastRenderedPageBreak/>
+        <w:t>Além disso, esses ataques frequentemente envolvem práticas de extorsão, aumentando ainda mais os impactos financeiros e operacionais para as vítimas. Dessa forma, é fundamental a adoção contínua de estratégias de monitoramento, bem como o aprimoramento das políticas de segurança da informação, especialmente em ambientes que lidam com dados críticos e sensíveis.</w:t>
+      </w:r>
+    </w:p>
+    <w:p>
+      <w:pPr>
+        <w:spacing w:line="240" w:lineRule="auto"/>
+        <w:rPr>
+          <w:rFonts w:cs="Times New Roman"/>
+        </w:rPr>
+      </w:pPr>
+    </w:p>
+    <w:p>
+      <w:pPr>
+        <w:rPr>
+          <w:rFonts w:cs="Times New Roman"/>
+        </w:rPr>
+      </w:pPr>
+      <w:r>
+        <w:rPr>
+          <w:rFonts w:cs="Times New Roman"/>
+        </w:rPr>
+        <w:t>Outro tipo de ameaça amplamente difundido é o phishing, que tem como principal objetivo obter informações sensíveis dos usuários, como senhas, dados bancários e informações pessoais. Esse tipo de ataque geralmente se baseia em técnicas de engenharia social, nas quais os criminosos se passam por entidades confiáveis para induzir as vítimas a fornecerem seus dados. Muitas dessas tentativas ocorrem por meio de e-mails, mensagens SMS ou links falsos, que simulam comunicações legítimas, aumentando a probabilidade de sucesso do ataque (S</w:t>
+      </w:r>
+      <w:r>
+        <w:rPr>
+          <w:rFonts w:cs="Times New Roman"/>
+        </w:rPr>
+        <w:t>antana</w:t>
+      </w:r>
+      <w:r>
+        <w:rPr>
+          <w:rFonts w:cs="Times New Roman"/>
+        </w:rPr>
+        <w:t>, 2024).</w:t>
+      </w:r>
+    </w:p>
+    <w:p>
+      <w:pPr>
+        <w:pStyle w:val="Ttulo2"/>
+      </w:pPr>
+      <w:bookmarkStart w:id="11" w:name="_Toc229250709"/>
+      <w:r>
+        <w:t>2.2 Segurança de Endpoints e Administração Centralizada</w:t>
+      </w:r>
+      <w:r>
         <w:t>.</w:t>
       </w:r>
-      <w:r>
-        <w:rPr>
-          <w:rFonts w:cs="Times New Roman"/>
-        </w:rPr>
-        <w:t xml:space="preserve"> </w:t>
-      </w:r>
-    </w:p>
-    <w:p>
-      <w:pPr>
-        <w:spacing w:line="240" w:lineRule="auto"/>
-        <w:rPr>
-          <w:rFonts w:cs="Times New Roman"/>
-        </w:rPr>
-      </w:pPr>
-    </w:p>
-    <w:p>
-      <w:pPr>
-        <w:rPr>
-          <w:rFonts w:cs="Times New Roman"/>
-        </w:rPr>
-      </w:pPr>
-      <w:r>
-        <w:rPr>
-          <w:rFonts w:cs="Times New Roman"/>
-        </w:rPr>
-        <w:t>Ransomware</w:t>
-      </w:r>
-      <w:r>
-        <w:rPr>
-          <w:rFonts w:cs="Times New Roman"/>
-        </w:rPr>
-        <w:t xml:space="preserve"> é um arquivo ou software malicioso</w:t>
-      </w:r>
-      <w:r>
-        <w:rPr>
-          <w:rFonts w:cs="Times New Roman"/>
-        </w:rPr>
-        <w:t xml:space="preserve"> </w:t>
-      </w:r>
-      <w:r>
-        <w:rPr>
-          <w:rFonts w:cs="Times New Roman"/>
-        </w:rPr>
-        <w:t xml:space="preserve">(malware), que tem como objetivo ser baixado ou clicado como link malicioso, </w:t>
-      </w:r>
-      <w:r>
-        <w:rPr>
-          <w:rFonts w:cs="Times New Roman"/>
-        </w:rPr>
-        <w:t xml:space="preserve">sendo utilizado tanto em computador ou celulares, </w:t>
-      </w:r>
-      <w:r>
-        <w:rPr>
-          <w:rFonts w:cs="Times New Roman"/>
-        </w:rPr>
-        <w:t xml:space="preserve">para infectar o dispositivo utilizado, podendo bloquear ou até mesmo criptografar arquivo como documento, fotos ou programas inteiros. Em muitos casos o desbloqueio dos arquivos é somente feito após o pagamento de resgate por meio de </w:t>
-      </w:r>
-      <w:r>
-        <w:rPr>
-          <w:rFonts w:cs="Times New Roman"/>
-        </w:rPr>
-        <w:t>criptomoedas (</w:t>
-      </w:r>
-      <w:r>
-        <w:rPr>
-          <w:rFonts w:cs="Times New Roman"/>
-        </w:rPr>
-        <w:t>Lara, 2022).</w:t>
-      </w:r>
-    </w:p>
-    <w:p>
-      <w:pPr>
-        <w:spacing w:line="240" w:lineRule="auto"/>
-        <w:rPr>
-          <w:rFonts w:cs="Times New Roman"/>
-        </w:rPr>
-      </w:pPr>
-    </w:p>
-    <w:p>
-      <w:pPr>
-        <w:rPr>
-          <w:rFonts w:cs="Times New Roman"/>
-        </w:rPr>
-      </w:pPr>
-      <w:r>
-        <w:rPr>
-          <w:rFonts w:cs="Times New Roman"/>
-        </w:rPr>
-        <w:t xml:space="preserve">Os ataques de </w:t>
-      </w:r>
-      <w:proofErr w:type="spellStart"/>
-      <w:r>
-        <w:rPr>
-          <w:rFonts w:cs="Times New Roman"/>
-        </w:rPr>
-        <w:t>ransomware</w:t>
-      </w:r>
-      <w:proofErr w:type="spellEnd"/>
-      <w:r>
-        <w:rPr>
-          <w:rFonts w:cs="Times New Roman"/>
-        </w:rPr>
-        <w:t xml:space="preserve"> têm se consolidado como uma das principais ameaças no cenário atual da segurança da informação, afetando tanto organizações públicas quanto privadas. Esse tipo de ataque pode causar sérios danos à infraestrutura lógica das instituições, além de paralisar operações críticas e comprometer dados sensíveis. Diante desse cenário, torna-se essencial que as organizações desenvolvam mecanismos eficazes de prevenção, detecção e resposta a incidentes, considerando que os cibercriminosos estão em constante evolução e exploram novas vulnerabilidades (R</w:t>
-      </w:r>
-      <w:r>
-        <w:rPr>
-          <w:rFonts w:cs="Times New Roman"/>
-        </w:rPr>
-        <w:t>ezende; Nascimento</w:t>
-      </w:r>
-      <w:r>
-        <w:rPr>
-          <w:rFonts w:cs="Times New Roman"/>
-        </w:rPr>
-        <w:t>, 2025).</w:t>
-      </w:r>
-    </w:p>
-    <w:p>
-      <w:pPr>
-        <w:spacing w:line="240" w:lineRule="auto"/>
-        <w:rPr>
-          <w:rFonts w:cs="Times New Roman"/>
-        </w:rPr>
-      </w:pPr>
-    </w:p>
-    <w:p>
-      <w:pPr>
-        <w:rPr>
-          <w:rFonts w:cs="Times New Roman"/>
-        </w:rPr>
-      </w:pPr>
-      <w:r>
-        <w:rPr>
-          <w:rFonts w:cs="Times New Roman"/>
-        </w:rPr>
-        <w:t>Além disso, esses ataques frequentemente envolvem práticas de extorsão, aumentando ainda mais os impactos financeiros e operacionais para as vítimas. Dessa forma, é fundamental a adoção contínua de estratégias de monitoramento, bem como o aprimoramento das políticas de segurança da informação, especialmente em ambientes que lidam com dados críticos e sensíveis.</w:t>
-      </w:r>
-    </w:p>
-    <w:p>
-      <w:pPr>
-        <w:spacing w:line="240" w:lineRule="auto"/>
-        <w:rPr>
-          <w:rFonts w:cs="Times New Roman"/>
-        </w:rPr>
-      </w:pPr>
-    </w:p>
-    <w:p>
-      <w:pPr>
-        <w:rPr>
-          <w:rFonts w:cs="Times New Roman"/>
-        </w:rPr>
-      </w:pPr>
-      <w:r>
-        <w:rPr>
-          <w:rFonts w:cs="Times New Roman"/>
-        </w:rPr>
-        <w:t xml:space="preserve">Outro tipo de ameaça amplamente difundido é o </w:t>
-      </w:r>
-      <w:proofErr w:type="spellStart"/>
-      <w:r>
-        <w:rPr>
-          <w:rFonts w:cs="Times New Roman"/>
-        </w:rPr>
-        <w:t>phishing</w:t>
-      </w:r>
-      <w:proofErr w:type="spellEnd"/>
-      <w:r>
-        <w:rPr>
-          <w:rFonts w:cs="Times New Roman"/>
-        </w:rPr>
-        <w:t>, que tem como principal objetivo obter informações sensíveis dos usuários, como senhas, dados bancários e informações pessoais. Esse tipo de ataque geralmente se baseia em técnicas de engenharia social, nas quais os criminosos se passam por entidades confiáveis para induzir as vítimas a fornecerem seus dados. Muitas dessas tentativas ocorrem por meio de e-mails, mensagens SMS ou links falsos, que simulam comunicações legítimas, aumentando a probabilidade de sucesso do ataque (S</w:t>
-      </w:r>
-      <w:r>
-        <w:rPr>
-          <w:rFonts w:cs="Times New Roman"/>
-        </w:rPr>
-        <w:t>antana</w:t>
-      </w:r>
-      <w:r>
-        <w:rPr>
-          <w:rFonts w:cs="Times New Roman"/>
-        </w:rPr>
-        <w:t>, 2024).</w:t>
+      <w:bookmarkEnd w:id="11"/>
+    </w:p>
+    <w:p>
+      <w:pPr>
+        <w:rPr>
+          <w:rFonts w:cs="Times New Roman"/>
+        </w:rPr>
+      </w:pPr>
+      <w:r>
+        <w:rPr>
+          <w:rFonts w:cs="Times New Roman"/>
+        </w:rPr>
+        <w:t>O conceito de segurança de endpoint</w:t>
+      </w:r>
+      <w:r>
+        <w:rPr>
+          <w:rFonts w:cs="Times New Roman"/>
+        </w:rPr>
+        <w:t>s,</w:t>
+      </w:r>
+      <w:r>
+        <w:rPr>
+          <w:rFonts w:cs="Times New Roman"/>
+        </w:rPr>
+        <w:t xml:space="preserve"> evolui</w:t>
+      </w:r>
+      <w:r>
+        <w:rPr>
+          <w:rFonts w:cs="Times New Roman"/>
+        </w:rPr>
+        <w:t xml:space="preserve">u </w:t>
+      </w:r>
+      <w:r>
+        <w:rPr>
+          <w:rFonts w:cs="Times New Roman"/>
+        </w:rPr>
+        <w:t xml:space="preserve">de </w:t>
+      </w:r>
+      <w:r>
+        <w:rPr>
+          <w:rFonts w:cs="Times New Roman"/>
+        </w:rPr>
+        <w:t>soluções simplificadas de agentes e arquivos maliciosos,</w:t>
+      </w:r>
+      <w:r>
+        <w:rPr>
+          <w:rFonts w:cs="Times New Roman"/>
+        </w:rPr>
+        <w:t xml:space="preserve"> para plataformas completas de proteção (EPP), integrando mecanismos de prevenção, detecção e controle (</w:t>
+      </w:r>
+      <w:r>
+        <w:rPr>
+          <w:rFonts w:cs="Times New Roman"/>
+        </w:rPr>
+        <w:t>Kaspersky, 2026</w:t>
+      </w:r>
+      <w:r>
+        <w:rPr>
+          <w:rFonts w:cs="Times New Roman"/>
+        </w:rPr>
+        <w:t>f</w:t>
+      </w:r>
+      <w:r>
+        <w:rPr>
+          <w:rFonts w:cs="Times New Roman"/>
+        </w:rPr>
+        <w:t>). A centralização dessas ferramentas</w:t>
+      </w:r>
+      <w:r>
+        <w:rPr>
+          <w:rFonts w:cs="Times New Roman"/>
+        </w:rPr>
+        <w:t>,</w:t>
+      </w:r>
+      <w:r>
+        <w:rPr>
+          <w:rFonts w:cs="Times New Roman"/>
+        </w:rPr>
+        <w:t xml:space="preserve"> permite que o administrador tenha uma visão </w:t>
+      </w:r>
+      <w:r>
+        <w:rPr>
+          <w:rFonts w:cs="Times New Roman"/>
+        </w:rPr>
+        <w:t>holística (abrangente e unificada</w:t>
+      </w:r>
+      <w:r>
+        <w:rPr>
+          <w:rFonts w:cs="Times New Roman"/>
+        </w:rPr>
+        <w:t>)</w:t>
+      </w:r>
+      <w:r>
+        <w:rPr>
+          <w:rFonts w:cs="Times New Roman"/>
+        </w:rPr>
+        <w:t xml:space="preserve"> do ambiente, facilitando a distribuição de atualizações, a aplicação de políticas de conformidade</w:t>
+      </w:r>
+      <w:r>
+        <w:rPr>
+          <w:rFonts w:cs="Times New Roman"/>
+        </w:rPr>
+        <w:t>,</w:t>
+      </w:r>
+      <w:r>
+        <w:rPr>
+          <w:rFonts w:cs="Times New Roman"/>
+        </w:rPr>
+        <w:t xml:space="preserve"> e a resposta rápida a incidentes em larga escala (</w:t>
+      </w:r>
+      <w:r>
+        <w:rPr>
+          <w:rFonts w:cs="Times New Roman"/>
+        </w:rPr>
+        <w:t>Kaspersky</w:t>
+      </w:r>
+      <w:r>
+        <w:rPr>
+          <w:rFonts w:cs="Times New Roman"/>
+        </w:rPr>
+        <w:t>,</w:t>
+      </w:r>
+      <w:r>
+        <w:rPr>
+          <w:rFonts w:cs="Times New Roman"/>
+        </w:rPr>
+        <w:t xml:space="preserve"> 2026</w:t>
+      </w:r>
+      <w:r>
+        <w:rPr>
+          <w:rFonts w:cs="Times New Roman"/>
+        </w:rPr>
+        <w:t>a</w:t>
+      </w:r>
+      <w:r>
+        <w:rPr>
+          <w:rFonts w:cs="Times New Roman"/>
+        </w:rPr>
+        <w:t xml:space="preserve">; </w:t>
+      </w:r>
+      <w:r>
+        <w:rPr>
+          <w:rFonts w:cs="Times New Roman"/>
+        </w:rPr>
+        <w:t>NIST, 2024</w:t>
+      </w:r>
+      <w:r>
+        <w:rPr>
+          <w:rFonts w:cs="Times New Roman"/>
+        </w:rPr>
+        <w:t>). Sem uma gestão centralizada, a manutenção de padrões de segurança torna-se inviável em ambientes com múltiplos dispositivos (</w:t>
+      </w:r>
+      <w:r>
+        <w:rPr>
+          <w:rFonts w:cs="Times New Roman"/>
+        </w:rPr>
+        <w:t>NIST, 2024</w:t>
+      </w:r>
+      <w:r>
+        <w:rPr>
+          <w:rFonts w:cs="Times New Roman"/>
+        </w:rPr>
+        <w:t>).</w:t>
       </w:r>
     </w:p>
     <w:p>
       <w:pPr>
         <w:pStyle w:val="Ttulo2"/>
       </w:pPr>
-      <w:bookmarkStart w:id="11" w:name="_Toc229250709"/>
-      <w:r>
-        <w:t>2.2 Segurança de Endpoints e Administração Centralizada</w:t>
+      <w:bookmarkStart w:id="12" w:name="_Toc229250710"/>
+      <w:r>
+        <w:t>2.3 Controle de Navegação e Dispositivos</w:t>
       </w:r>
       <w:r>
         <w:t>.</w:t>
       </w:r>
-      <w:bookmarkEnd w:id="11"/>
-    </w:p>
-    <w:p>
-      <w:pPr>
-        <w:rPr>
-          <w:rFonts w:cs="Times New Roman"/>
-        </w:rPr>
-      </w:pPr>
-      <w:r>
-        <w:rPr>
-          <w:rFonts w:cs="Times New Roman"/>
-        </w:rPr>
-        <w:t>O conceito de segurança de endpoint</w:t>
-      </w:r>
-      <w:r>
-        <w:rPr>
-          <w:rFonts w:cs="Times New Roman"/>
-        </w:rPr>
-        <w:t>s,</w:t>
-      </w:r>
-      <w:r>
-        <w:rPr>
-          <w:rFonts w:cs="Times New Roman"/>
-        </w:rPr>
-        <w:t xml:space="preserve"> evolui</w:t>
-      </w:r>
-      <w:r>
-        <w:rPr>
-          <w:rFonts w:cs="Times New Roman"/>
-        </w:rPr>
-        <w:t xml:space="preserve">u </w:t>
-      </w:r>
-      <w:r>
-        <w:rPr>
-          <w:rFonts w:cs="Times New Roman"/>
-        </w:rPr>
-        <w:t xml:space="preserve">de </w:t>
-      </w:r>
-      <w:r>
-        <w:rPr>
-          <w:rFonts w:cs="Times New Roman"/>
-        </w:rPr>
-        <w:t>soluções simplificadas de agentes e arquivos maliciosos,</w:t>
-      </w:r>
-      <w:r>
-        <w:rPr>
-          <w:rFonts w:cs="Times New Roman"/>
-        </w:rPr>
-        <w:t xml:space="preserve"> para plataformas completas de proteção (EPP), integrando mecanismos de prevenção, detecção e controle (</w:t>
-      </w:r>
-      <w:r>
-        <w:rPr>
-          <w:rFonts w:cs="Times New Roman"/>
-        </w:rPr>
-        <w:t>Kaspersky, 2026</w:t>
-      </w:r>
-      <w:r>
-        <w:rPr>
-          <w:rFonts w:cs="Times New Roman"/>
-        </w:rPr>
-        <w:t>f</w:t>
-      </w:r>
-      <w:r>
-        <w:rPr>
-          <w:rFonts w:cs="Times New Roman"/>
-        </w:rPr>
-        <w:t>). A centralização dessas ferramentas</w:t>
+      <w:bookmarkEnd w:id="12"/>
+    </w:p>
+    <w:p>
+      <w:pPr>
+        <w:rPr>
+          <w:rFonts w:cs="Times New Roman"/>
+          <w:u w:val="single"/>
+        </w:rPr>
+      </w:pPr>
+      <w:r>
+        <w:rPr>
+          <w:rFonts w:cs="Times New Roman"/>
+        </w:rPr>
+        <w:t>O controle de navegação web é essencial para impedir</w:t>
+      </w:r>
+      <w:r>
+        <w:rPr>
+          <w:rFonts w:cs="Times New Roman"/>
+        </w:rPr>
+        <w:t xml:space="preserve">, </w:t>
+      </w:r>
+      <w:r>
+        <w:rPr>
+          <w:rFonts w:cs="Times New Roman"/>
+        </w:rPr>
+        <w:t>e prevenir</w:t>
+      </w:r>
+      <w:r>
+        <w:rPr>
+          <w:rFonts w:cs="Times New Roman"/>
+        </w:rPr>
+        <w:t xml:space="preserve"> que usuários acessem sites malicioso</w:t>
+      </w:r>
+      <w:r>
+        <w:rPr>
+          <w:rFonts w:cs="Times New Roman"/>
+        </w:rPr>
+        <w:t>s</w:t>
       </w:r>
       <w:r>
         <w:rPr>
@@ -10784,25 +10318,55 @@
         <w:rPr>
           <w:rFonts w:cs="Times New Roman"/>
         </w:rPr>
-        <w:t xml:space="preserve"> permite que o administrador tenha uma visão </w:t>
-      </w:r>
-      <w:r>
-        <w:rPr>
-          <w:rFonts w:cs="Times New Roman"/>
-        </w:rPr>
-        <w:t>holística (abrangente e unificada</w:t>
-      </w:r>
-      <w:r>
-        <w:rPr>
-          <w:rFonts w:cs="Times New Roman"/>
-        </w:rPr>
-        <w:t>)</w:t>
-      </w:r>
-      <w:r>
-        <w:rPr>
-          <w:rFonts w:cs="Times New Roman"/>
-        </w:rPr>
-        <w:t xml:space="preserve"> do ambiente, facilitando a distribuição de atualizações, a aplicação de políticas de conformidade</w:t>
+        <w:t xml:space="preserve"> ou conteúdos que violem a política organizacional, reduzindo a exposição a phishing e downloads não autorizados (ISO, 2022b; </w:t>
+      </w:r>
+      <w:r>
+        <w:rPr>
+          <w:rFonts w:cs="Times New Roman"/>
+        </w:rPr>
+        <w:t>NIST, 2024</w:t>
+      </w:r>
+      <w:r>
+        <w:rPr>
+          <w:rFonts w:cs="Times New Roman"/>
+        </w:rPr>
+        <w:t xml:space="preserve">). Através </w:t>
+      </w:r>
+      <w:r>
+        <w:rPr>
+          <w:rFonts w:cs="Times New Roman"/>
+        </w:rPr>
+        <w:t xml:space="preserve">dos recursos de </w:t>
+      </w:r>
+      <w:r>
+        <w:rPr>
+          <w:rFonts w:cs="Times New Roman"/>
+        </w:rPr>
+        <w:t xml:space="preserve"> endpoints é possível fazer o </w:t>
+      </w:r>
+      <w:r>
+        <w:rPr>
+          <w:rFonts w:cs="Times New Roman"/>
+        </w:rPr>
+        <w:t>bloqueio do</w:t>
+      </w:r>
+      <w:r>
+        <w:rPr>
+          <w:rFonts w:cs="Times New Roman"/>
+        </w:rPr>
+        <w:t xml:space="preserve"> acesso dos usuários a esse tipo site (Kaspersky, 2026b</w:t>
+      </w:r>
+      <w:r>
+        <w:rPr>
+          <w:rFonts w:cs="Times New Roman"/>
+        </w:rPr>
+        <w:t>). Paralelamente, o controle de dispositivos removíveis atua na prevenção de vazamento de dado</w:t>
+      </w:r>
+      <w:r>
+        <w:rPr>
+          <w:rFonts w:cs="Times New Roman"/>
+        </w:rPr>
+        <w:t>s</w:t>
       </w:r>
       <w:r>
         <w:rPr>
@@ -10814,219 +10378,7 @@
         <w:rPr>
           <w:rFonts w:cs="Times New Roman"/>
         </w:rPr>
-        <w:t xml:space="preserve"> e a resposta rápida a incidentes em larga escala (</w:t>
-      </w:r>
-      <w:r>
-        <w:rPr>
-          <w:rFonts w:cs="Times New Roman"/>
-        </w:rPr>
-        <w:t>Kaspersky</w:t>
-      </w:r>
-      <w:r>
-        <w:rPr>
-          <w:rFonts w:cs="Times New Roman"/>
-        </w:rPr>
-        <w:t>,</w:t>
-      </w:r>
-      <w:r>
-        <w:rPr>
-          <w:rFonts w:cs="Times New Roman"/>
-        </w:rPr>
-        <w:t xml:space="preserve"> 2026</w:t>
-      </w:r>
-      <w:r>
-        <w:rPr>
-          <w:rFonts w:cs="Times New Roman"/>
-        </w:rPr>
-        <w:t>a</w:t>
-      </w:r>
-      <w:r>
-        <w:rPr>
-          <w:rFonts w:cs="Times New Roman"/>
-        </w:rPr>
-        <w:t xml:space="preserve">; </w:t>
-      </w:r>
-      <w:r>
-        <w:rPr>
-          <w:rFonts w:cs="Times New Roman"/>
-        </w:rPr>
-        <w:t>NIST, 2024</w:t>
-      </w:r>
-      <w:r>
-        <w:rPr>
-          <w:rFonts w:cs="Times New Roman"/>
-        </w:rPr>
-        <w:t>). Sem uma gestão centralizada, a manutenção de padrões de segurança torna-se inviável em ambientes com múltiplos dispositivos (</w:t>
-      </w:r>
-      <w:r>
-        <w:rPr>
-          <w:rFonts w:cs="Times New Roman"/>
-        </w:rPr>
-        <w:t>NIST, 2024</w:t>
-      </w:r>
-      <w:r>
-        <w:rPr>
-          <w:rFonts w:cs="Times New Roman"/>
-        </w:rPr>
-        <w:t>).</w:t>
-      </w:r>
-    </w:p>
-    <w:p>
-      <w:pPr>
-        <w:pStyle w:val="Ttulo2"/>
-      </w:pPr>
-      <w:bookmarkStart w:id="12" w:name="_Toc229250710"/>
-      <w:r>
-        <w:t>2.3 Controle de Navegação e Dispositivos</w:t>
-      </w:r>
-      <w:r>
-        <w:t>.</w:t>
-      </w:r>
-      <w:bookmarkEnd w:id="12"/>
-    </w:p>
-    <w:p>
-      <w:pPr>
-        <w:rPr>
-          <w:rFonts w:cs="Times New Roman"/>
-          <w:u w:val="single"/>
-        </w:rPr>
-      </w:pPr>
-      <w:r>
-        <w:rPr>
-          <w:rFonts w:cs="Times New Roman"/>
-        </w:rPr>
-        <w:t>O controle de navegação web é essencial para impedir</w:t>
-      </w:r>
-      <w:r>
-        <w:rPr>
-          <w:rFonts w:cs="Times New Roman"/>
-        </w:rPr>
-        <w:t xml:space="preserve">, </w:t>
-      </w:r>
-      <w:r>
-        <w:rPr>
-          <w:rFonts w:cs="Times New Roman"/>
-        </w:rPr>
-        <w:t>e prevenir</w:t>
-      </w:r>
-      <w:r>
-        <w:rPr>
-          <w:rFonts w:cs="Times New Roman"/>
-        </w:rPr>
-        <w:t xml:space="preserve"> que usuários acessem sites malicioso</w:t>
-      </w:r>
-      <w:r>
-        <w:rPr>
-          <w:rFonts w:cs="Times New Roman"/>
-        </w:rPr>
-        <w:t>s</w:t>
-      </w:r>
-      <w:r>
-        <w:rPr>
-          <w:rFonts w:cs="Times New Roman"/>
-        </w:rPr>
-        <w:t>,</w:t>
-      </w:r>
-      <w:r>
-        <w:rPr>
-          <w:rFonts w:cs="Times New Roman"/>
-        </w:rPr>
-        <w:t xml:space="preserve"> ou conteúdos que violem a política organizacional, reduzindo a exposição a </w:t>
-      </w:r>
-      <w:proofErr w:type="spellStart"/>
-      <w:r>
-        <w:rPr>
-          <w:rFonts w:cs="Times New Roman"/>
-        </w:rPr>
-        <w:t>phishing</w:t>
-      </w:r>
-      <w:proofErr w:type="spellEnd"/>
-      <w:r>
-        <w:rPr>
-          <w:rFonts w:cs="Times New Roman"/>
-        </w:rPr>
-        <w:t xml:space="preserve"> e downloads não autorizados (ISO, 2022b; </w:t>
-      </w:r>
-      <w:r>
-        <w:rPr>
-          <w:rFonts w:cs="Times New Roman"/>
-        </w:rPr>
-        <w:t>NIST, 2024</w:t>
-      </w:r>
-      <w:r>
-        <w:rPr>
-          <w:rFonts w:cs="Times New Roman"/>
-        </w:rPr>
-        <w:t xml:space="preserve">). Através </w:t>
-      </w:r>
-      <w:r>
-        <w:rPr>
-          <w:rFonts w:cs="Times New Roman"/>
-        </w:rPr>
-        <w:t xml:space="preserve">dos recursos </w:t>
-      </w:r>
-      <w:proofErr w:type="gramStart"/>
-      <w:r>
-        <w:rPr>
-          <w:rFonts w:cs="Times New Roman"/>
-        </w:rPr>
-        <w:t xml:space="preserve">de </w:t>
-      </w:r>
-      <w:r>
-        <w:rPr>
-          <w:rFonts w:cs="Times New Roman"/>
-        </w:rPr>
-        <w:t xml:space="preserve"> endpoints</w:t>
-      </w:r>
-      <w:proofErr w:type="gramEnd"/>
-      <w:r>
-        <w:rPr>
-          <w:rFonts w:cs="Times New Roman"/>
-        </w:rPr>
-        <w:t xml:space="preserve"> é possível fazer o </w:t>
-      </w:r>
-      <w:r>
-        <w:rPr>
-          <w:rFonts w:cs="Times New Roman"/>
-        </w:rPr>
-        <w:t>bloqueio do</w:t>
-      </w:r>
-      <w:r>
-        <w:rPr>
-          <w:rFonts w:cs="Times New Roman"/>
-        </w:rPr>
-        <w:t xml:space="preserve"> acesso dos usuários a esse tipo site (Kaspersky, 2026b</w:t>
-      </w:r>
-      <w:r>
-        <w:rPr>
-          <w:rFonts w:cs="Times New Roman"/>
-        </w:rPr>
-        <w:t>). Paralelamente, o controle de dispositivos removíveis atua na prevenção de vazamento de dado</w:t>
-      </w:r>
-      <w:r>
-        <w:rPr>
-          <w:rFonts w:cs="Times New Roman"/>
-        </w:rPr>
-        <w:t>s</w:t>
-      </w:r>
-      <w:r>
-        <w:rPr>
-          <w:rFonts w:cs="Times New Roman"/>
-        </w:rPr>
-        <w:t>,</w:t>
-      </w:r>
-      <w:r>
-        <w:rPr>
-          <w:rFonts w:cs="Times New Roman"/>
-        </w:rPr>
-        <w:t xml:space="preserve"> e na entrada de ameaças via USB, ao restringir classes de dispositivos e registrar tentativas de uso (ISO, 2022b). Esses controles quando aplicados diretamente no </w:t>
-      </w:r>
-      <w:proofErr w:type="spellStart"/>
-      <w:r>
-        <w:rPr>
-          <w:rFonts w:cs="Times New Roman"/>
-        </w:rPr>
-        <w:t>endpoin</w:t>
+        <w:t xml:space="preserve"> e na entrada de ameaças via USB, ao restringir classes de dispositivos e registrar tentativas de uso (ISO, 2022b). Esses controles quando aplicados diretamente no endpoin</w:t>
       </w:r>
       <w:r>
         <w:rPr>
@@ -11034,7 +10386,6 @@
         </w:rPr>
         <w:t>t</w:t>
       </w:r>
-      <w:proofErr w:type="spellEnd"/>
       <w:r>
         <w:rPr>
           <w:rFonts w:cs="Times New Roman"/>
@@ -11168,12 +10519,10 @@
       <w:r>
         <w:t xml:space="preserve"> e </w:t>
       </w:r>
-      <w:proofErr w:type="spellStart"/>
       <w:r>
         <w:t>RanSim</w:t>
       </w:r>
       <w:bookmarkEnd w:id="13"/>
-      <w:proofErr w:type="spellEnd"/>
     </w:p>
     <w:p>
       <w:pPr>
@@ -11257,83 +10606,97 @@
         <w:rPr>
           <w:rFonts w:cs="Times New Roman"/>
         </w:rPr>
-        <w:t>). O arquivo EICAR (</w:t>
-      </w:r>
-      <w:proofErr w:type="spellStart"/>
-      <w:r>
-        <w:rPr>
-          <w:rFonts w:cs="Times New Roman"/>
-        </w:rPr>
-        <w:t>European</w:t>
-      </w:r>
-      <w:proofErr w:type="spellEnd"/>
+        <w:t xml:space="preserve">). O arquivo EICAR (European Institute for Computer Antivirus Research) é uma string de texto </w:t>
+      </w:r>
+      <w:r>
+        <w:rPr>
+          <w:rFonts w:cs="Times New Roman"/>
+        </w:rPr>
+        <w:t>inofensiva</w:t>
+      </w:r>
+      <w:r>
+        <w:rPr>
+          <w:rFonts w:cs="Times New Roman"/>
+        </w:rPr>
+        <w:t>,</w:t>
+      </w:r>
+      <w:r>
+        <w:rPr>
+          <w:rFonts w:cs="Times New Roman"/>
+        </w:rPr>
+        <w:t xml:space="preserve"> reconhecida por softwares</w:t>
+      </w:r>
+      <w:r>
+        <w:rPr>
+          <w:rFonts w:cs="Times New Roman"/>
+        </w:rPr>
+        <w:t xml:space="preserve">, </w:t>
+      </w:r>
+      <w:r>
+        <w:rPr>
+          <w:rFonts w:cs="Times New Roman"/>
+        </w:rPr>
+        <w:t>e soluções</w:t>
+      </w:r>
       <w:r>
         <w:rPr>
           <w:rFonts w:cs="Times New Roman"/>
         </w:rPr>
         <w:t xml:space="preserve"> </w:t>
       </w:r>
-      <w:proofErr w:type="spellStart"/>
-      <w:r>
-        <w:rPr>
-          <w:rFonts w:cs="Times New Roman"/>
-        </w:rPr>
-        <w:t>Institute</w:t>
-      </w:r>
-      <w:proofErr w:type="spellEnd"/>
-      <w:r>
-        <w:rPr>
-          <w:rFonts w:cs="Times New Roman"/>
-        </w:rPr>
-        <w:t xml:space="preserve"> for Computer </w:t>
-      </w:r>
-      <w:proofErr w:type="spellStart"/>
-      <w:r>
-        <w:rPr>
-          <w:rFonts w:cs="Times New Roman"/>
-        </w:rPr>
-        <w:t>Antivirus</w:t>
-      </w:r>
-      <w:proofErr w:type="spellEnd"/>
-      <w:r>
-        <w:rPr>
-          <w:rFonts w:cs="Times New Roman"/>
-        </w:rPr>
-        <w:t xml:space="preserve"> </w:t>
-      </w:r>
-      <w:proofErr w:type="spellStart"/>
-      <w:r>
-        <w:rPr>
-          <w:rFonts w:cs="Times New Roman"/>
-        </w:rPr>
-        <w:t>Research</w:t>
-      </w:r>
-      <w:proofErr w:type="spellEnd"/>
-      <w:r>
-        <w:rPr>
-          <w:rFonts w:cs="Times New Roman"/>
-        </w:rPr>
-        <w:t xml:space="preserve">) é uma </w:t>
-      </w:r>
-      <w:proofErr w:type="spellStart"/>
-      <w:r>
-        <w:rPr>
-          <w:rFonts w:cs="Times New Roman"/>
-        </w:rPr>
-        <w:t>string</w:t>
-      </w:r>
-      <w:proofErr w:type="spellEnd"/>
-      <w:r>
-        <w:rPr>
-          <w:rFonts w:cs="Times New Roman"/>
-        </w:rPr>
-        <w:t xml:space="preserve"> de texto </w:t>
-      </w:r>
-      <w:r>
-        <w:rPr>
-          <w:rFonts w:cs="Times New Roman"/>
-        </w:rPr>
-        <w:t>inofensiva</w:t>
+      <w:r>
+        <w:rPr>
+          <w:rFonts w:cs="Times New Roman"/>
+        </w:rPr>
+        <w:t>antivírus</w:t>
+      </w:r>
+      <w:r>
+        <w:rPr>
+          <w:rFonts w:cs="Times New Roman"/>
+        </w:rPr>
+        <w:t xml:space="preserve"> como uma ameaça, </w:t>
+      </w:r>
+      <w:r>
+        <w:rPr>
+          <w:rFonts w:cs="Times New Roman"/>
+        </w:rPr>
+        <w:t>permitindo a validação, e</w:t>
+      </w:r>
+      <w:r>
+        <w:rPr>
+          <w:rFonts w:cs="Times New Roman"/>
+        </w:rPr>
+        <w:t xml:space="preserve"> a detecção</w:t>
+      </w:r>
+      <w:r>
+        <w:rPr>
+          <w:rFonts w:cs="Times New Roman"/>
+        </w:rPr>
+        <w:t xml:space="preserve"> de agentes e eventos sem a utilização de um malware real em ambientes de produção</w:t>
+      </w:r>
+      <w:r>
+        <w:rPr>
+          <w:rFonts w:cs="Times New Roman"/>
+        </w:rPr>
+        <w:t>.</w:t>
+      </w:r>
+      <w:r>
+        <w:rPr>
+          <w:rFonts w:cs="Times New Roman"/>
+        </w:rPr>
+        <w:t xml:space="preserve"> (EICAR, 20</w:t>
+      </w:r>
+      <w:r>
+        <w:rPr>
+          <w:rFonts w:cs="Times New Roman"/>
+        </w:rPr>
+        <w:t>0</w:t>
+      </w:r>
+      <w:r>
+        <w:rPr>
+          <w:rFonts w:cs="Times New Roman"/>
+        </w:rPr>
+        <w:t>6). Isso possibilita verificar se os agentes estão ativos</w:t>
       </w:r>
       <w:r>
         <w:rPr>
@@ -11345,90 +10708,6 @@
         <w:rPr>
           <w:rFonts w:cs="Times New Roman"/>
         </w:rPr>
-        <w:t xml:space="preserve"> reconhecida por softwares</w:t>
-      </w:r>
-      <w:r>
-        <w:rPr>
-          <w:rFonts w:cs="Times New Roman"/>
-        </w:rPr>
-        <w:t xml:space="preserve">, </w:t>
-      </w:r>
-      <w:r>
-        <w:rPr>
-          <w:rFonts w:cs="Times New Roman"/>
-        </w:rPr>
-        <w:t>e soluções</w:t>
-      </w:r>
-      <w:r>
-        <w:rPr>
-          <w:rFonts w:cs="Times New Roman"/>
-        </w:rPr>
-        <w:t xml:space="preserve"> </w:t>
-      </w:r>
-      <w:r>
-        <w:rPr>
-          <w:rFonts w:cs="Times New Roman"/>
-        </w:rPr>
-        <w:t>antivírus</w:t>
-      </w:r>
-      <w:r>
-        <w:rPr>
-          <w:rFonts w:cs="Times New Roman"/>
-        </w:rPr>
-        <w:t xml:space="preserve"> como uma ameaça, </w:t>
-      </w:r>
-      <w:r>
-        <w:rPr>
-          <w:rFonts w:cs="Times New Roman"/>
-        </w:rPr>
-        <w:t>permitindo a validação, e</w:t>
-      </w:r>
-      <w:r>
-        <w:rPr>
-          <w:rFonts w:cs="Times New Roman"/>
-        </w:rPr>
-        <w:t xml:space="preserve"> a detecção</w:t>
-      </w:r>
-      <w:r>
-        <w:rPr>
-          <w:rFonts w:cs="Times New Roman"/>
-        </w:rPr>
-        <w:t xml:space="preserve"> de agentes e eventos sem a utilização de um malware real em ambientes de produção</w:t>
-      </w:r>
-      <w:r>
-        <w:rPr>
-          <w:rFonts w:cs="Times New Roman"/>
-        </w:rPr>
-        <w:t>.</w:t>
-      </w:r>
-      <w:r>
-        <w:rPr>
-          <w:rFonts w:cs="Times New Roman"/>
-        </w:rPr>
-        <w:t xml:space="preserve"> (EICAR, 20</w:t>
-      </w:r>
-      <w:r>
-        <w:rPr>
-          <w:rFonts w:cs="Times New Roman"/>
-        </w:rPr>
-        <w:t>0</w:t>
-      </w:r>
-      <w:r>
-        <w:rPr>
-          <w:rFonts w:cs="Times New Roman"/>
-        </w:rPr>
-        <w:t>6). Isso possibilita verificar se os agentes estão ativos</w:t>
-      </w:r>
-      <w:r>
-        <w:rPr>
-          <w:rFonts w:cs="Times New Roman"/>
-        </w:rPr>
-        <w:t>,</w:t>
-      </w:r>
-      <w:r>
-        <w:rPr>
-          <w:rFonts w:cs="Times New Roman"/>
-        </w:rPr>
         <w:t xml:space="preserve"> e se o console de gerenciamento está recebendo e processando corretamente os alertas de detecção (</w:t>
       </w:r>
       <w:r>
@@ -11464,75 +10743,29 @@
         </w:rPr>
         <w:t xml:space="preserve">O </w:t>
       </w:r>
-      <w:proofErr w:type="spellStart"/>
       <w:r>
         <w:rPr>
           <w:rFonts w:cs="Times New Roman"/>
         </w:rPr>
         <w:t>RanSim</w:t>
       </w:r>
-      <w:proofErr w:type="spellEnd"/>
-      <w:r>
-        <w:rPr>
-          <w:rFonts w:cs="Times New Roman"/>
-        </w:rPr>
-        <w:t xml:space="preserve"> é um software gratuito disponibilizado pela KnowBe4, desenvolvido para simular o comportamento de ataques de </w:t>
-      </w:r>
-      <w:proofErr w:type="spellStart"/>
-      <w:r>
-        <w:rPr>
-          <w:rFonts w:cs="Times New Roman"/>
-        </w:rPr>
-        <w:t>ransomware</w:t>
-      </w:r>
-      <w:proofErr w:type="spellEnd"/>
-      <w:r>
-        <w:rPr>
-          <w:rFonts w:cs="Times New Roman"/>
-        </w:rPr>
-        <w:t xml:space="preserve"> em ambientes controlados. Essa ferramenta é amplamente utilizada para testar a eficácia de soluções de segurança adotadas pelas organizações. Atualmente, o </w:t>
-      </w:r>
-      <w:proofErr w:type="spellStart"/>
+      <w:r>
+        <w:rPr>
+          <w:rFonts w:cs="Times New Roman"/>
+        </w:rPr>
+        <w:t xml:space="preserve"> é um software gratuito disponibilizado pela KnowBe4, desenvolvido para simular o comportamento de ataques de ransomware em ambientes controlados. Essa ferramenta é amplamente utilizada para testar a eficácia de soluções de segurança adotadas pelas organizações. Atualmente, o </w:t>
+      </w:r>
       <w:r>
         <w:rPr>
           <w:rFonts w:cs="Times New Roman"/>
         </w:rPr>
         <w:t>RanSim</w:t>
       </w:r>
-      <w:proofErr w:type="spellEnd"/>
-      <w:r>
-        <w:rPr>
-          <w:rFonts w:cs="Times New Roman"/>
-        </w:rPr>
-        <w:t xml:space="preserve"> é capaz de executar 24 cenários distintos de infecção por </w:t>
-      </w:r>
-      <w:proofErr w:type="spellStart"/>
-      <w:r>
-        <w:rPr>
-          <w:rFonts w:cs="Times New Roman"/>
-        </w:rPr>
-        <w:t>ransomware</w:t>
-      </w:r>
-      <w:proofErr w:type="spellEnd"/>
-      <w:r>
-        <w:rPr>
-          <w:rFonts w:cs="Times New Roman"/>
-        </w:rPr>
-        <w:t xml:space="preserve">, além de um cenário adicional relacionado à </w:t>
-      </w:r>
-      <w:proofErr w:type="spellStart"/>
-      <w:r>
-        <w:rPr>
-          <w:rFonts w:cs="Times New Roman"/>
-        </w:rPr>
-        <w:t>criptomineração</w:t>
-      </w:r>
-      <w:proofErr w:type="spellEnd"/>
-      <w:r>
-        <w:rPr>
-          <w:rFonts w:cs="Times New Roman"/>
-        </w:rPr>
-        <w:t>, permitindo avaliar a capacidade de detecção e resposta dos sistemas de proteção (K</w:t>
+      <w:r>
+        <w:rPr>
+          <w:rFonts w:cs="Times New Roman"/>
+        </w:rPr>
+        <w:t xml:space="preserve"> é capaz de executar 24 cenários distintos de infecção por ransomware, além de um cenário adicional relacionado à criptomineração, permitindo avaliar a capacidade de detecção e resposta dos sistemas de proteção (K</w:t>
       </w:r>
       <w:r>
         <w:rPr>
@@ -11912,16 +11145,8 @@
         <w:rPr>
           <w:rFonts w:cs="Times New Roman"/>
         </w:rPr>
-        <w:t xml:space="preserve">Kent; </w:t>
-      </w:r>
-      <w:proofErr w:type="spellStart"/>
-      <w:r>
-        <w:rPr>
-          <w:rFonts w:cs="Times New Roman"/>
-        </w:rPr>
-        <w:t>Souppaya</w:t>
-      </w:r>
-      <w:proofErr w:type="spellEnd"/>
+        <w:t>Kent; Souppaya</w:t>
+      </w:r>
       <w:r>
         <w:rPr>
           <w:rFonts w:cs="Times New Roman"/>
@@ -12076,15 +11301,7 @@
       </w:pPr>
       <w:bookmarkStart w:id="16" w:name="_Toc229250714"/>
       <w:r>
-        <w:t xml:space="preserve">2.7 Controles Recomendados e Conformidade em </w:t>
-      </w:r>
-      <w:proofErr w:type="spellStart"/>
-      <w:r>
-        <w:t>Endpoint</w:t>
-      </w:r>
-      <w:proofErr w:type="spellEnd"/>
-      <w:r>
-        <w:t xml:space="preserve"> (ISO/IEC 27002)</w:t>
+        <w:t>2.7 Controles Recomendados e Conformidade em Endpoint (ISO/IEC 27002)</w:t>
       </w:r>
       <w:bookmarkEnd w:id="16"/>
     </w:p>
@@ -12892,18 +12109,8 @@
                 <w:sz w:val="20"/>
                 <w:szCs w:val="20"/>
               </w:rPr>
-              <w:t xml:space="preserve"> .</w:t>
-            </w:r>
-            <w:proofErr w:type="spellStart"/>
-            <w:r>
-              <w:rPr>
-                <w:rFonts w:cs="Times New Roman"/>
-                <w:sz w:val="20"/>
-                <w:szCs w:val="20"/>
-              </w:rPr>
-              <w:t>txt</w:t>
-            </w:r>
-            <w:proofErr w:type="spellEnd"/>
+              <w:t xml:space="preserve"> .txt</w:t>
+            </w:r>
           </w:p>
         </w:tc>
         <w:tc>
@@ -12947,7 +12154,6 @@
                 <w:sz w:val="20"/>
               </w:rPr>
             </w:pPr>
-            <w:proofErr w:type="spellStart"/>
             <w:r>
               <w:rPr>
                 <w:rFonts w:cs="Times New Roman"/>
@@ -12955,7 +12161,6 @@
               </w:rPr>
               <w:t>RanSim</w:t>
             </w:r>
-            <w:proofErr w:type="spellEnd"/>
           </w:p>
         </w:tc>
         <w:tc>
@@ -12977,17 +12182,8 @@
                 <w:rFonts w:cs="Times New Roman"/>
                 <w:sz w:val="20"/>
               </w:rPr>
-              <w:t xml:space="preserve">Simulador de </w:t>
-            </w:r>
-            <w:proofErr w:type="spellStart"/>
-            <w:r>
-              <w:rPr>
-                <w:rFonts w:cs="Times New Roman"/>
-                <w:sz w:val="20"/>
-              </w:rPr>
-              <w:t>ransomware</w:t>
-            </w:r>
-            <w:proofErr w:type="spellEnd"/>
+              <w:t>Simulador de ransomware</w:t>
+            </w:r>
           </w:p>
         </w:tc>
         <w:tc>
@@ -13213,14 +12409,12 @@
         </w:rPr>
         <w:t xml:space="preserve">usando o EICAR e </w:t>
       </w:r>
-      <w:proofErr w:type="spellStart"/>
       <w:r>
         <w:rPr>
           <w:rFonts w:cs="Times New Roman"/>
         </w:rPr>
         <w:t>RanSim</w:t>
       </w:r>
-      <w:proofErr w:type="spellEnd"/>
       <w:r>
         <w:rPr>
           <w:rFonts w:cs="Times New Roman"/>
@@ -13802,23 +12996,7 @@
                 <w:rFonts w:cs="Times New Roman"/>
                 <w:sz w:val="20"/>
               </w:rPr>
-              <w:t xml:space="preserve">O </w:t>
-            </w:r>
-            <w:proofErr w:type="spellStart"/>
-            <w:r>
-              <w:rPr>
-                <w:rFonts w:cs="Times New Roman"/>
-                <w:sz w:val="20"/>
-              </w:rPr>
-              <w:t>Endpoint</w:t>
-            </w:r>
-            <w:proofErr w:type="spellEnd"/>
-            <w:r>
-              <w:rPr>
-                <w:rFonts w:cs="Times New Roman"/>
-                <w:sz w:val="20"/>
-              </w:rPr>
-              <w:t xml:space="preserve"> deve identificar e isolar o arquivo.</w:t>
+              <w:t>O Endpoint deve identificar e isolar o arquivo.</w:t>
             </w:r>
           </w:p>
         </w:tc>
@@ -13870,18 +13048,8 @@
                 <w:sz w:val="20"/>
                 <w:szCs w:val="20"/>
               </w:rPr>
-              <w:t xml:space="preserve">Simulação </w:t>
-            </w:r>
-            <w:proofErr w:type="spellStart"/>
-            <w:r>
-              <w:rPr>
-                <w:rFonts w:cs="Times New Roman"/>
-                <w:sz w:val="20"/>
-                <w:szCs w:val="20"/>
-              </w:rPr>
-              <w:t>Ransim</w:t>
-            </w:r>
-            <w:proofErr w:type="spellEnd"/>
+              <w:t>Simulação Ransim</w:t>
+            </w:r>
           </w:p>
         </w:tc>
         <w:tc>
@@ -13905,25 +13073,7 @@
                 <w:sz w:val="20"/>
                 <w:szCs w:val="20"/>
               </w:rPr>
-              <w:t xml:space="preserve">O ambiente deve permitir a execução do </w:t>
-            </w:r>
-            <w:proofErr w:type="spellStart"/>
-            <w:r>
-              <w:rPr>
-                <w:rFonts w:cs="Times New Roman"/>
-                <w:sz w:val="20"/>
-                <w:szCs w:val="20"/>
-              </w:rPr>
-              <w:t>RanSim</w:t>
-            </w:r>
-            <w:proofErr w:type="spellEnd"/>
-            <w:r>
-              <w:rPr>
-                <w:rFonts w:cs="Times New Roman"/>
-                <w:sz w:val="20"/>
-                <w:szCs w:val="20"/>
-              </w:rPr>
-              <w:t xml:space="preserve"> para avaliar a resposta durante as simulações</w:t>
+              <w:t>O ambiente deve permitir a execução do RanSim para avaliar a resposta durante as simulações</w:t>
             </w:r>
             <w:r>
               <w:rPr>
@@ -14289,21 +13439,11 @@
     </w:p>
     <w:p>
       <w:pPr>
-        <w:spacing w:after="160" w:line="278" w:lineRule="auto"/>
-        <w:ind w:firstLine="0"/>
-        <w:jc w:val="left"/>
-        <w:rPr>
-          <w:rFonts w:cs="Times New Roman"/>
-          <w:b/>
-        </w:rPr>
-      </w:pPr>
-    </w:p>
-    <w:p>
-      <w:pPr>
         <w:pStyle w:val="Ttulo1"/>
       </w:pPr>
       <w:bookmarkStart w:id="24" w:name="_Toc229250722"/>
       <w:r>
+        <w:lastRenderedPageBreak/>
         <w:t>5 DESENVOLVIMENTO</w:t>
       </w:r>
       <w:bookmarkEnd w:id="24"/>
@@ -14376,16 +13516,8 @@
         <w:rPr>
           <w:rFonts w:cs="Times New Roman"/>
         </w:rPr>
-        <w:t xml:space="preserve">e 2 </w:t>
-      </w:r>
-      <w:proofErr w:type="spellStart"/>
-      <w:r>
-        <w:rPr>
-          <w:rFonts w:cs="Times New Roman"/>
-        </w:rPr>
-        <w:t>vCPUs</w:t>
-      </w:r>
-      <w:proofErr w:type="spellEnd"/>
+        <w:t>e 2 vCPUs</w:t>
+      </w:r>
       <w:r>
         <w:rPr>
           <w:rFonts w:cs="Times New Roman"/>
@@ -14569,21 +13701,7 @@
         <w:rPr>
           <w:rFonts w:cs="Times New Roman"/>
         </w:rPr>
-        <w:t xml:space="preserve">para definição de IP/Host </w:t>
-      </w:r>
-      <w:proofErr w:type="spellStart"/>
-      <w:r>
-        <w:rPr>
-          <w:rFonts w:cs="Times New Roman"/>
-        </w:rPr>
-        <w:t>name</w:t>
-      </w:r>
-      <w:proofErr w:type="spellEnd"/>
-      <w:r>
-        <w:rPr>
-          <w:rFonts w:cs="Times New Roman"/>
-        </w:rPr>
-        <w:t xml:space="preserve"> do servid</w:t>
+        <w:t>para definição de IP/Host name do servid</w:t>
       </w:r>
       <w:r>
         <w:rPr>
@@ -14640,21 +13758,7 @@
         <w:rPr>
           <w:rFonts w:cs="Times New Roman"/>
         </w:rPr>
-        <w:t xml:space="preserve">e do Kaspersky </w:t>
-      </w:r>
-      <w:proofErr w:type="spellStart"/>
-      <w:r>
-        <w:rPr>
-          <w:rFonts w:cs="Times New Roman"/>
-        </w:rPr>
-        <w:t>Endpoint</w:t>
-      </w:r>
-      <w:proofErr w:type="spellEnd"/>
-      <w:r>
-        <w:rPr>
-          <w:rFonts w:cs="Times New Roman"/>
-        </w:rPr>
-        <w:t xml:space="preserve"> Security for Windows.</w:t>
+        <w:t>e do Kaspersky Endpoint Security for Windows.</w:t>
       </w:r>
     </w:p>
     <w:p>
@@ -14778,21 +13882,7 @@
         <w:rPr>
           <w:rFonts w:cs="Times New Roman"/>
         </w:rPr>
-        <w:t xml:space="preserve">Configurou-se uma tarefa de “Relatório de Eventos Críticos”, com sua execução programada para ocorrer após cada bateria de testes. Esse relatório consolida automaticamente as tentativas de violação de políticas de segurança, permitindo ao administrador identificar padrões de comportamento de risco, como execuções de softwares bloqueados, uso indevido de dispositivos removíveis e possíveis falhas no funcionamento do agente de rede ou do </w:t>
-      </w:r>
-      <w:proofErr w:type="spellStart"/>
-      <w:r>
-        <w:rPr>
-          <w:rFonts w:cs="Times New Roman"/>
-        </w:rPr>
-        <w:t>endpoint</w:t>
-      </w:r>
-      <w:proofErr w:type="spellEnd"/>
-      <w:r>
-        <w:rPr>
-          <w:rFonts w:cs="Times New Roman"/>
-        </w:rPr>
-        <w:t>.</w:t>
+        <w:t>Configurou-se uma tarefa de “Relatório de Eventos Críticos”, com sua execução programada para ocorrer após cada bateria de testes. Esse relatório consolida automaticamente as tentativas de violação de políticas de segurança, permitindo ao administrador identificar padrões de comportamento de risco, como execuções de softwares bloqueados, uso indevido de dispositivos removíveis e possíveis falhas no funcionamento do agente de rede ou do endpoint.</w:t>
       </w:r>
     </w:p>
     <w:p>
@@ -14834,6 +13924,7 @@
         <w:rPr>
           <w:rFonts w:cs="Times New Roman"/>
         </w:rPr>
+        <w:lastRenderedPageBreak/>
         <w:t>Além disso, o fluxo de trabalho demonstra como a automação reduz a carga operacional manual da equipe de segurança, eliminando a necessidade de coleta e correlação manual de logs. No âmbito corporativo, esse ganho se traduz em diversos benefícios estratégicos, como o aumento da produtividade das equipes, que podem focar em atividades mais analíticas e menos operacionais, e a padronização dos processos de auditoria e resposta a incidentes.</w:t>
       </w:r>
     </w:p>
@@ -14889,7 +13980,7 @@
           <w:b/>
         </w:rPr>
         <w:sectPr>
-          <w:headerReference w:type="default" r:id="rId17"/>
+          <w:headerReference w:type="default" r:id="rId16"/>
           <w:type w:val="continuous"/>
           <w:pgSz w:w="11906" w:h="16838" w:code="9"/>
           <w:pgMar w:top="1701" w:right="1134" w:bottom="1134" w:left="1701" w:header="720" w:footer="720" w:gutter="0"/>
@@ -14945,14 +14036,12 @@
         </w:rPr>
         <w:t>(</w:t>
       </w:r>
-      <w:proofErr w:type="spellStart"/>
       <w:r>
         <w:rPr>
           <w:rFonts w:cs="Times New Roman"/>
         </w:rPr>
         <w:t>RanSim</w:t>
       </w:r>
-      <w:proofErr w:type="spellEnd"/>
       <w:r>
         <w:rPr>
           <w:rFonts w:cs="Times New Roman"/>
@@ -15016,21 +14105,7 @@
         <w:rPr>
           <w:rFonts w:cs="Times New Roman"/>
         </w:rPr>
-        <w:t xml:space="preserve">Como primeiro ensaio prático de controle centralizado, foi criada uma política específica para restringir a execução de aplicações de acesso remoto não autorizadas no </w:t>
-      </w:r>
-      <w:proofErr w:type="spellStart"/>
-      <w:r>
-        <w:rPr>
-          <w:rFonts w:cs="Times New Roman"/>
-        </w:rPr>
-        <w:t>endpoint</w:t>
-      </w:r>
-      <w:proofErr w:type="spellEnd"/>
-      <w:r>
-        <w:rPr>
-          <w:rFonts w:cs="Times New Roman"/>
-        </w:rPr>
-        <w:t xml:space="preserve"> protegido. O objetivo desse teste foi simular uma situação comum em ambientes corporativos, em que ferramentas de suporte remoto instaladas fora do padrão instituciona</w:t>
+        <w:t>Como primeiro ensaio prático de controle centralizado, foi criada uma política específica para restringir a execução de aplicações de acesso remoto não autorizadas no endpoint protegido. O objetivo desse teste foi simular uma situação comum em ambientes corporativos, em que ferramentas de suporte remoto instaladas fora do padrão instituciona</w:t>
       </w:r>
       <w:r>
         <w:rPr>
@@ -15129,21 +14204,7 @@
         <w:rPr>
           <w:rFonts w:cs="Times New Roman"/>
         </w:rPr>
-        <w:t xml:space="preserve"> e a distribuição centralizada da configuração, evidenciada pelo vínculo ativo do </w:t>
-      </w:r>
-      <w:proofErr w:type="spellStart"/>
-      <w:r>
-        <w:rPr>
-          <w:rFonts w:cs="Times New Roman"/>
-        </w:rPr>
-        <w:t>endpoint</w:t>
-      </w:r>
-      <w:proofErr w:type="spellEnd"/>
-      <w:r>
-        <w:rPr>
-          <w:rFonts w:cs="Times New Roman"/>
-        </w:rPr>
-        <w:t xml:space="preserve"> ao console</w:t>
+        <w:t xml:space="preserve"> e a distribuição centralizada da configuração, evidenciada pelo vínculo ativo do endpoint ao console</w:t>
       </w:r>
       <w:r>
         <w:rPr>
@@ -15293,35 +14354,7 @@
         <w:rPr>
           <w:rFonts w:cs="Times New Roman"/>
         </w:rPr>
-        <w:t xml:space="preserve">A efetividade da política foi confirmada no </w:t>
-      </w:r>
-      <w:proofErr w:type="spellStart"/>
-      <w:r>
-        <w:rPr>
-          <w:rFonts w:cs="Times New Roman"/>
-        </w:rPr>
-        <w:t>endpoint</w:t>
-      </w:r>
-      <w:proofErr w:type="spellEnd"/>
-      <w:r>
-        <w:rPr>
-          <w:rFonts w:cs="Times New Roman"/>
-        </w:rPr>
-        <w:t xml:space="preserve"> gerenciado por meio da tentativa de execução dos aplicativos TeamViewer e AnyDesk, ambos bloqueados pelo mecanismo de Controle de Aplicativos do Kaspersky </w:t>
-      </w:r>
-      <w:proofErr w:type="spellStart"/>
-      <w:r>
-        <w:rPr>
-          <w:rFonts w:cs="Times New Roman"/>
-        </w:rPr>
-        <w:t>Endpoint</w:t>
-      </w:r>
-      <w:proofErr w:type="spellEnd"/>
-      <w:r>
-        <w:rPr>
-          <w:rFonts w:cs="Times New Roman"/>
-        </w:rPr>
-        <w:t xml:space="preserve"> Security, conforme demonstrado nas evidências a seguir.</w:t>
+        <w:t>A efetividade da política foi confirmada no endpoint gerenciado por meio da tentativa de execução dos aplicativos TeamViewer e AnyDesk, ambos bloqueados pelo mecanismo de Controle de Aplicativos do Kaspersky Endpoint Security, conforme demonstrado nas evidências a seguir.</w:t>
       </w:r>
     </w:p>
     <w:p>
@@ -15404,7 +14437,7 @@
                     <pic:cNvPicPr/>
                   </pic:nvPicPr>
                   <pic:blipFill>
-                    <a:blip r:embed="rId18"/>
+                    <a:blip r:embed="rId17"/>
                     <a:stretch>
                       <a:fillRect/>
                     </a:stretch>
@@ -15508,7 +14541,7 @@
                     <pic:cNvPicPr/>
                   </pic:nvPicPr>
                   <pic:blipFill>
-                    <a:blip r:embed="rId19"/>
+                    <a:blip r:embed="rId18"/>
                     <a:stretch>
                       <a:fillRect/>
                     </a:stretch>
@@ -15646,7 +14679,7 @@
                     <pic:cNvPicPr/>
                   </pic:nvPicPr>
                   <pic:blipFill>
-                    <a:blip r:embed="rId20"/>
+                    <a:blip r:embed="rId19"/>
                     <a:stretch>
                       <a:fillRect/>
                     </a:stretch>
@@ -15783,7 +14816,7 @@
                     <pic:cNvPicPr/>
                   </pic:nvPicPr>
                   <pic:blipFill>
-                    <a:blip r:embed="rId21"/>
+                    <a:blip r:embed="rId20"/>
                     <a:stretch>
                       <a:fillRect/>
                     </a:stretch>
@@ -15835,21 +14868,7 @@
         <w:rPr>
           <w:rFonts w:cs="Times New Roman"/>
         </w:rPr>
-        <w:t xml:space="preserve">As evidências coletadas demonstram que a política foi efetivamente aplicada ao </w:t>
-      </w:r>
-      <w:proofErr w:type="spellStart"/>
-      <w:r>
-        <w:rPr>
-          <w:rFonts w:cs="Times New Roman"/>
-        </w:rPr>
-        <w:t>endpoint</w:t>
-      </w:r>
-      <w:proofErr w:type="spellEnd"/>
-      <w:r>
-        <w:rPr>
-          <w:rFonts w:cs="Times New Roman"/>
-        </w:rPr>
-        <w:t>, uma vez que as tentativas de inicialização dos executáveis AnyDesk e TeamViewer resultaram em bloqueio imediato, notificação local ao usuári</w:t>
+        <w:t>As evidências coletadas demonstram que a política foi efetivamente aplicada ao endpoint, uma vez que as tentativas de inicialização dos executáveis AnyDesk e TeamViewer resultaram em bloqueio imediato, notificação local ao usuári</w:t>
       </w:r>
       <w:r>
         <w:rPr>
@@ -15902,35 +14921,7 @@
         <w:rPr>
           <w:rFonts w:cs="Times New Roman"/>
         </w:rPr>
-        <w:t xml:space="preserve">. Esse ensaio buscou demonstrar a capacidade do Kaspersky Security Center de aplicar regras centralizadas de navegação, reduzindo a exposição do </w:t>
-      </w:r>
-      <w:proofErr w:type="spellStart"/>
-      <w:r>
-        <w:rPr>
-          <w:rFonts w:cs="Times New Roman"/>
-        </w:rPr>
-        <w:t>endpoint</w:t>
-      </w:r>
-      <w:proofErr w:type="spellEnd"/>
-      <w:r>
-        <w:rPr>
-          <w:rFonts w:cs="Times New Roman"/>
-        </w:rPr>
-        <w:t xml:space="preserve"> a </w:t>
-      </w:r>
-      <w:proofErr w:type="spellStart"/>
-      <w:r>
-        <w:rPr>
-          <w:rFonts w:cs="Times New Roman"/>
-        </w:rPr>
-        <w:t>conteúdos</w:t>
-      </w:r>
-      <w:proofErr w:type="spellEnd"/>
-      <w:r>
-        <w:rPr>
-          <w:rFonts w:cs="Times New Roman"/>
-        </w:rPr>
-        <w:t xml:space="preserve"> não autorizado</w:t>
+        <w:t>. Esse ensaio buscou demonstrar a capacidade do Kaspersky Security Center de aplicar regras centralizadas de navegação, reduzindo a exposição do endpoint a conteúdos não autorizado</w:t>
       </w:r>
       <w:r>
         <w:rPr>
@@ -15998,21 +14989,7 @@
         <w:rPr>
           <w:rFonts w:cs="Times New Roman"/>
         </w:rPr>
-        <w:t xml:space="preserve"> de Controle da Web do Kaspersky </w:t>
-      </w:r>
-      <w:proofErr w:type="spellStart"/>
-      <w:r>
-        <w:rPr>
-          <w:rFonts w:cs="Times New Roman"/>
-        </w:rPr>
-        <w:t>Endpoint</w:t>
-      </w:r>
-      <w:proofErr w:type="spellEnd"/>
-      <w:r>
-        <w:rPr>
-          <w:rFonts w:cs="Times New Roman"/>
-        </w:rPr>
-        <w:t xml:space="preserve"> Security. Nessa regra, foi criado o grupo de endereços </w:t>
+        <w:t xml:space="preserve"> de Controle da Web do Kaspersky Endpoint Security. Nessa regra, foi criado o grupo de endereços </w:t>
       </w:r>
       <w:r>
         <w:rPr>
@@ -16020,14 +14997,12 @@
         </w:rPr>
         <w:t>“</w:t>
       </w:r>
-      <w:proofErr w:type="spellStart"/>
       <w:r>
         <w:rPr>
           <w:rFonts w:cs="Times New Roman"/>
         </w:rPr>
         <w:t>Sites_Não_Permitidos</w:t>
       </w:r>
-      <w:proofErr w:type="spellEnd"/>
       <w:r>
         <w:rPr>
           <w:rFonts w:cs="Times New Roman"/>
@@ -16248,21 +15223,7 @@
         <w:rPr>
           <w:rFonts w:cs="Times New Roman"/>
         </w:rPr>
-        <w:t xml:space="preserve">A política foi associada ao grupo de dispositivos gerenciados, permitindo que a restrição fosse distribuída automaticamente ao </w:t>
-      </w:r>
-      <w:proofErr w:type="spellStart"/>
-      <w:r>
-        <w:rPr>
-          <w:rFonts w:cs="Times New Roman"/>
-        </w:rPr>
-        <w:t>endpoint</w:t>
-      </w:r>
-      <w:proofErr w:type="spellEnd"/>
-      <w:r>
-        <w:rPr>
-          <w:rFonts w:cs="Times New Roman"/>
-        </w:rPr>
-        <w:t xml:space="preserve"> monitorado</w:t>
+        <w:t>A política foi associada ao grupo de dispositivos gerenciados, permitindo que a restrição fosse distribuída automaticamente ao endpoint monitorado</w:t>
       </w:r>
       <w:r>
         <w:rPr>
@@ -16313,21 +15274,7 @@
         <w:rPr>
           <w:rFonts w:cs="Times New Roman"/>
         </w:rPr>
-        <w:t xml:space="preserve"> na estação cliente. Em todos os testes, o Kaspersky </w:t>
-      </w:r>
-      <w:proofErr w:type="spellStart"/>
-      <w:r>
-        <w:rPr>
-          <w:rFonts w:cs="Times New Roman"/>
-        </w:rPr>
-        <w:t>Endpoint</w:t>
-      </w:r>
-      <w:proofErr w:type="spellEnd"/>
-      <w:r>
-        <w:rPr>
-          <w:rFonts w:cs="Times New Roman"/>
-        </w:rPr>
-        <w:t xml:space="preserve"> Security interceptou a requisição e exibiu uma página de aviso informando que o conteúdo havia sido bloqueado pela regra Bloqueio_sites. Além do bloqueio local, o evento também foi registrado no console central, com a identificação do endereço solicitado, do dispositivo afetado</w:t>
+        <w:t xml:space="preserve"> na estação cliente. Em todos os testes, o Kaspersky Endpoint Security interceptou a requisição e exibiu uma página de aviso informando que o conteúdo havia sido bloqueado pela regra Bloqueio_sites. Além do bloqueio local, o evento também foi registrado no console central, com a identificação do endereço solicitado, do dispositivo afetado</w:t>
       </w:r>
       <w:r>
         <w:rPr>
@@ -16492,7 +15439,7 @@
                     <pic:cNvPicPr/>
                   </pic:nvPicPr>
                   <pic:blipFill>
-                    <a:blip r:embed="rId22"/>
+                    <a:blip r:embed="rId21"/>
                     <a:stretch>
                       <a:fillRect/>
                     </a:stretch>
@@ -16593,30 +15540,14 @@
           <w:color w:val="000000"/>
           <w:sz w:val="20"/>
         </w:rPr>
-        <w:t xml:space="preserve">, com o grupo de Endereços de </w:t>
-      </w:r>
-      <w:proofErr w:type="spellStart"/>
-      <w:r>
-        <w:rPr>
-          <w:color w:val="000000"/>
-          <w:sz w:val="20"/>
-        </w:rPr>
-        <w:t>Phishin</w:t>
-      </w:r>
-      <w:r>
-        <w:rPr>
-          <w:color w:val="000000"/>
-          <w:sz w:val="20"/>
-        </w:rPr>
-        <w:t>g</w:t>
-      </w:r>
-      <w:proofErr w:type="spellEnd"/>
-      <w:r>
-        <w:rPr>
-          <w:color w:val="000000"/>
-          <w:sz w:val="20"/>
-        </w:rPr>
-        <w:t>.</w:t>
+        <w:t>, com o grupo de Endereços de Phishin</w:t>
+      </w:r>
+      <w:r>
+        <w:rPr>
+          <w:color w:val="000000"/>
+          <w:sz w:val="20"/>
+        </w:rPr>
+        <w:t>g.</w:t>
       </w:r>
     </w:p>
     <w:p>
@@ -16653,7 +15584,7 @@
                     </pic:cNvPicPr>
                   </pic:nvPicPr>
                   <pic:blipFill>
-                    <a:blip r:embed="rId23">
+                    <a:blip r:embed="rId22">
                       <a:extLst>
                         <a:ext uri="{28A0092B-C50C-407E-A947-70E740481C1C}">
                           <a14:useLocalDpi xmlns:a14="http://schemas.microsoft.com/office/drawing/2010/main" val="0"/>
@@ -16787,7 +15718,7 @@
                     <pic:cNvPicPr/>
                   </pic:nvPicPr>
                   <pic:blipFill>
-                    <a:blip r:embed="rId24"/>
+                    <a:blip r:embed="rId23"/>
                     <a:stretch>
                       <a:fillRect/>
                     </a:stretch>
@@ -16909,7 +15840,7 @@
                     <pic:cNvPicPr/>
                   </pic:nvPicPr>
                   <pic:blipFill>
-                    <a:blip r:embed="rId25"/>
+                    <a:blip r:embed="rId24"/>
                     <a:stretch>
                       <a:fillRect/>
                     </a:stretch>
@@ -17036,7 +15967,7 @@
                     <pic:cNvPicPr/>
                   </pic:nvPicPr>
                   <pic:blipFill>
-                    <a:blip r:embed="rId26"/>
+                    <a:blip r:embed="rId25"/>
                     <a:stretch>
                       <a:fillRect/>
                     </a:stretch>
@@ -17173,7 +16104,7 @@
                     <pic:cNvPicPr/>
                   </pic:nvPicPr>
                   <pic:blipFill>
-                    <a:blip r:embed="rId27"/>
+                    <a:blip r:embed="rId26"/>
                     <a:stretch>
                       <a:fillRect/>
                     </a:stretch>
@@ -17300,7 +16231,7 @@
                     </pic:cNvPicPr>
                   </pic:nvPicPr>
                   <pic:blipFill>
-                    <a:blip r:embed="rId28">
+                    <a:blip r:embed="rId27">
                       <a:extLst>
                         <a:ext uri="{28A0092B-C50C-407E-A947-70E740481C1C}">
                           <a14:useLocalDpi xmlns:a14="http://schemas.microsoft.com/office/drawing/2010/main" val="0"/>
@@ -17455,7 +16386,7 @@
                     </pic:cNvPicPr>
                   </pic:nvPicPr>
                   <pic:blipFill>
-                    <a:blip r:embed="rId29">
+                    <a:blip r:embed="rId28">
                       <a:extLst>
                         <a:ext uri="{28A0092B-C50C-407E-A947-70E740481C1C}">
                           <a14:useLocalDpi xmlns:a14="http://schemas.microsoft.com/office/drawing/2010/main" val="0"/>
@@ -17604,7 +16535,7 @@
                     </pic:cNvPicPr>
                   </pic:nvPicPr>
                   <pic:blipFill>
-                    <a:blip r:embed="rId30">
+                    <a:blip r:embed="rId29">
                       <a:extLst>
                         <a:ext uri="{28A0092B-C50C-407E-A947-70E740481C1C}">
                           <a14:useLocalDpi xmlns:a14="http://schemas.microsoft.com/office/drawing/2010/main" val="0"/>
@@ -17752,7 +16683,7 @@
                     </pic:cNvPicPr>
                   </pic:nvPicPr>
                   <pic:blipFill>
-                    <a:blip r:embed="rId31">
+                    <a:blip r:embed="rId30">
                       <a:extLst>
                         <a:ext uri="{28A0092B-C50C-407E-A947-70E740481C1C}">
                           <a14:useLocalDpi xmlns:a14="http://schemas.microsoft.com/office/drawing/2010/main" val="0"/>
@@ -17897,7 +16828,7 @@
                     <pic:cNvPicPr/>
                   </pic:nvPicPr>
                   <pic:blipFill>
-                    <a:blip r:embed="rId32"/>
+                    <a:blip r:embed="rId31"/>
                     <a:stretch>
                       <a:fillRect/>
                     </a:stretch>
@@ -17953,21 +16884,7 @@
         <w:rPr>
           <w:rFonts w:cs="Times New Roman"/>
         </w:rPr>
-        <w:t xml:space="preserve">As evidências obtidas confirmam que o Controle da Web foi aplicado de forma eficaz ao </w:t>
-      </w:r>
-      <w:proofErr w:type="spellStart"/>
-      <w:r>
-        <w:rPr>
-          <w:rFonts w:cs="Times New Roman"/>
-        </w:rPr>
-        <w:t>endpoint</w:t>
-      </w:r>
-      <w:proofErr w:type="spellEnd"/>
-      <w:r>
-        <w:rPr>
-          <w:rFonts w:cs="Times New Roman"/>
-        </w:rPr>
-        <w:t xml:space="preserve"> testado, impedindo o acesso aos sites definidos na política e registrando a ocorrência dos bloqueios no ambiente central de administração. Dessa forma, o experimento comprova que o Kaspersky Security Center pode ser utilizado não apenas para proteção contra malware, mas também para o estabelecimento de controles preventivos de navegação aderentes às necessidades de segurança e conformidade da organização.</w:t>
+        <w:t>As evidências obtidas confirmam que o Controle da Web foi aplicado de forma eficaz ao endpoint testado, impedindo o acesso aos sites definidos na política e registrando a ocorrência dos bloqueios no ambiente central de administração. Dessa forma, o experimento comprova que o Kaspersky Security Center pode ser utilizado não apenas para proteção contra malware, mas também para o estabelecimento de controles preventivos de navegação aderentes às necessidades de segurança e conformidade da organização.</w:t>
       </w:r>
     </w:p>
     <w:p>
@@ -17991,21 +16908,7 @@
         <w:rPr>
           <w:rFonts w:cs="Times New Roman"/>
         </w:rPr>
-        <w:t xml:space="preserve">Adicionalmente, o ambiente foi organizado por meio de políticas distintas no Kaspersky Security Center, contemplando uma política ativa para dispositivos em operação na rede corporativa e uma política de ausência para cenários em que o </w:t>
-      </w:r>
-      <w:proofErr w:type="spellStart"/>
-      <w:r>
-        <w:rPr>
-          <w:rFonts w:cs="Times New Roman"/>
-        </w:rPr>
-        <w:t>endpoint</w:t>
-      </w:r>
-      <w:proofErr w:type="spellEnd"/>
-      <w:r>
-        <w:rPr>
-          <w:rFonts w:cs="Times New Roman"/>
-        </w:rPr>
-        <w:t xml:space="preserve"> esteja fora desse contexto. Essa estrutura evidencia a possibilidade de adaptação do nível de controle conforme a conectividade do equipamento.</w:t>
+        <w:t>Adicionalmente, o ambiente foi organizado por meio de políticas distintas no Kaspersky Security Center, contemplando uma política ativa para dispositivos em operação na rede corporativa e uma política de ausência para cenários em que o endpoint esteja fora desse contexto. Essa estrutura evidencia a possibilidade de adaptação do nível de controle conforme a conectividade do equipamento.</w:t>
       </w:r>
       <w:r>
         <w:rPr>
@@ -18096,7 +16999,7 @@
                     <pic:cNvPicPr/>
                   </pic:nvPicPr>
                   <pic:blipFill>
-                    <a:blip r:embed="rId33"/>
+                    <a:blip r:embed="rId32"/>
                     <a:stretch>
                       <a:fillRect/>
                     </a:stretch>
@@ -18229,21 +17132,7 @@
         <w:rPr>
           <w:rFonts w:cs="Times New Roman"/>
         </w:rPr>
-        <w:t xml:space="preserve"> sem oferecer risco real aos dispositivos. Esse procedimento permitiu avaliar de forma controlada, a reação do </w:t>
-      </w:r>
-      <w:proofErr w:type="spellStart"/>
-      <w:r>
-        <w:rPr>
-          <w:rFonts w:cs="Times New Roman"/>
-        </w:rPr>
-        <w:t>endpoint</w:t>
-      </w:r>
-      <w:proofErr w:type="spellEnd"/>
-      <w:r>
-        <w:rPr>
-          <w:rFonts w:cs="Times New Roman"/>
-        </w:rPr>
-        <w:t xml:space="preserve"> e do console central diante de uma ameaça padronizada.</w:t>
+        <w:t xml:space="preserve"> sem oferecer risco real aos dispositivos. Esse procedimento permitiu avaliar de forma controlada, a reação do endpoint e do console central diante de uma ameaça padronizada.</w:t>
       </w:r>
     </w:p>
     <w:p>
@@ -18297,16 +17186,8 @@
         <w:rPr>
           <w:rFonts w:cs="Times New Roman"/>
         </w:rPr>
-        <w:t xml:space="preserve"> manipulado localmente no </w:t>
-      </w:r>
-      <w:proofErr w:type="spellStart"/>
-      <w:r>
-        <w:rPr>
-          <w:rFonts w:cs="Times New Roman"/>
-        </w:rPr>
-        <w:t>endpoint</w:t>
-      </w:r>
-      <w:proofErr w:type="spellEnd"/>
+        <w:t xml:space="preserve"> manipulado localmente no endpoint</w:t>
+      </w:r>
       <w:r>
         <w:rPr>
           <w:rFonts w:cs="Times New Roman"/>
@@ -18341,21 +17222,7 @@
         <w:rPr>
           <w:rFonts w:cs="Times New Roman"/>
         </w:rPr>
-        <w:t xml:space="preserve"> observar diferentes mecanismos de proteção do Kaspersky </w:t>
-      </w:r>
-      <w:proofErr w:type="spellStart"/>
-      <w:r>
-        <w:rPr>
-          <w:rFonts w:cs="Times New Roman"/>
-        </w:rPr>
-        <w:t>Endpoint</w:t>
-      </w:r>
-      <w:proofErr w:type="spellEnd"/>
-      <w:r>
-        <w:rPr>
-          <w:rFonts w:cs="Times New Roman"/>
-        </w:rPr>
-        <w:t xml:space="preserve"> Security. Durante a execução do ensaio, foram registrados eventos de bloqueio de download, detecção de objeto malicioso, cópia de segurança do artefat</w:t>
+        <w:t xml:space="preserve"> observar diferentes mecanismos de proteção do Kaspersky Endpoint Security. Durante a execução do ensaio, foram registrados eventos de bloqueio de download, detecção de objeto malicioso, cópia de segurança do artefat</w:t>
       </w:r>
       <w:r>
         <w:rPr>
@@ -18476,7 +17343,7 @@
                     <pic:cNvPicPr/>
                   </pic:nvPicPr>
                   <pic:blipFill>
-                    <a:blip r:embed="rId34"/>
+                    <a:blip r:embed="rId33"/>
                     <a:stretch>
                       <a:fillRect/>
                     </a:stretch>
@@ -18605,7 +17472,7 @@
                     <pic:cNvPicPr/>
                   </pic:nvPicPr>
                   <pic:blipFill>
-                    <a:blip r:embed="rId35"/>
+                    <a:blip r:embed="rId34"/>
                     <a:stretch>
                       <a:fillRect/>
                     </a:stretch>
@@ -18707,7 +17574,7 @@
                     <pic:cNvPicPr/>
                   </pic:nvPicPr>
                   <pic:blipFill>
-                    <a:blip r:embed="rId36"/>
+                    <a:blip r:embed="rId35"/>
                     <a:stretch>
                       <a:fillRect/>
                     </a:stretch>
@@ -18866,7 +17733,7 @@
                     <pic:cNvPicPr/>
                   </pic:nvPicPr>
                   <pic:blipFill>
-                    <a:blip r:embed="rId37"/>
+                    <a:blip r:embed="rId36"/>
                     <a:stretch>
                       <a:fillRect/>
                     </a:stretch>
@@ -19041,7 +17908,7 @@
                     <pic:cNvPicPr/>
                   </pic:nvPicPr>
                   <pic:blipFill>
-                    <a:blip r:embed="rId38"/>
+                    <a:blip r:embed="rId37"/>
                     <a:stretch>
                       <a:fillRect/>
                     </a:stretch>
@@ -19111,21 +17978,7 @@
         <w:rPr>
           <w:rFonts w:cs="Times New Roman"/>
         </w:rPr>
-        <w:t xml:space="preserve"> demonstram que o Kaspersky </w:t>
-      </w:r>
-      <w:proofErr w:type="spellStart"/>
-      <w:r>
-        <w:rPr>
-          <w:rFonts w:cs="Times New Roman"/>
-        </w:rPr>
-        <w:t>Endpoint</w:t>
-      </w:r>
-      <w:proofErr w:type="spellEnd"/>
-      <w:r>
-        <w:rPr>
-          <w:rFonts w:cs="Times New Roman"/>
-        </w:rPr>
-        <w:t xml:space="preserve"> Security foi capaz de identificar a ameaça simulada, bloquear sua obtenção por meio da proteção web, registrar os eventos no console central</w:t>
+        <w:t xml:space="preserve"> demonstram que o Kaspersky Endpoint Security foi capaz de identificar a ameaça simulada, bloquear sua obtenção por meio da proteção web, registrar os eventos no console central</w:t>
       </w:r>
       <w:r>
         <w:rPr>
@@ -19185,11 +18038,9 @@
       <w:r>
         <w:t>“</w:t>
       </w:r>
-      <w:proofErr w:type="spellStart"/>
       <w:r>
         <w:t>RanSim</w:t>
       </w:r>
-      <w:proofErr w:type="spellEnd"/>
       <w:r>
         <w:t>”</w:t>
       </w:r>
@@ -19210,14 +18061,12 @@
         </w:rPr>
         <w:t xml:space="preserve">Para a validação da máquina protegida apenas pelos mecanismos nativos do sistema operacional Windows 10, foi utilizada a ferramenta </w:t>
       </w:r>
-      <w:proofErr w:type="spellStart"/>
       <w:r>
         <w:rPr>
           <w:rFonts w:cs="Times New Roman"/>
         </w:rPr>
         <w:t>RanSim</w:t>
       </w:r>
-      <w:proofErr w:type="spellEnd"/>
       <w:r>
         <w:rPr>
           <w:rFonts w:cs="Times New Roman"/>
@@ -19245,33 +18094,17 @@
         </w:rPr>
         <w:t xml:space="preserve">Com base nos resultados obtidos, observou-se que o </w:t>
       </w:r>
-      <w:proofErr w:type="spellStart"/>
       <w:r>
         <w:rPr>
           <w:rFonts w:cs="Times New Roman"/>
         </w:rPr>
         <w:t>RanSim</w:t>
       </w:r>
-      <w:proofErr w:type="spellEnd"/>
-      <w:r>
-        <w:rPr>
-          <w:rFonts w:cs="Times New Roman"/>
-        </w:rPr>
-        <w:t xml:space="preserve"> conseguiu concluir 23 dos 25 cenários possíveis de </w:t>
-      </w:r>
-      <w:proofErr w:type="spellStart"/>
-      <w:r>
-        <w:rPr>
-          <w:rFonts w:cs="Times New Roman"/>
-        </w:rPr>
-        <w:t>ransomware</w:t>
-      </w:r>
-      <w:proofErr w:type="spellEnd"/>
-      <w:r>
-        <w:rPr>
-          <w:rFonts w:cs="Times New Roman"/>
-        </w:rPr>
-        <w:t>, evidenciando que o uso exclusivo das proteções nativas do sistema operacional não é suficiente para mitigar esse tipo de ameaça em um ambiente rea</w:t>
+      <w:r>
+        <w:rPr>
+          <w:rFonts w:cs="Times New Roman"/>
+        </w:rPr>
+        <w:t xml:space="preserve"> conseguiu concluir 23 dos 25 cenários possíveis de ransomware, evidenciando que o uso exclusivo das proteções nativas do sistema operacional não é suficiente para mitigar esse tipo de ameaça em um ambiente rea</w:t>
       </w:r>
       <w:r>
         <w:rPr>
@@ -19347,30 +18180,14 @@
         <w:rPr>
           <w:rFonts w:cs="Times New Roman"/>
         </w:rPr>
-        <w:t xml:space="preserve">, a ferramenta Kaspersky </w:t>
-      </w:r>
-      <w:proofErr w:type="spellStart"/>
-      <w:r>
-        <w:rPr>
-          <w:rFonts w:cs="Times New Roman"/>
-        </w:rPr>
-        <w:t>Endpoint</w:t>
-      </w:r>
-      <w:proofErr w:type="spellEnd"/>
-      <w:r>
-        <w:rPr>
-          <w:rFonts w:cs="Times New Roman"/>
-        </w:rPr>
-        <w:t xml:space="preserve"> Security, quando devidamente configurada com políticas de segurança adequadas, foi capaz de identificar a execução do </w:t>
-      </w:r>
-      <w:proofErr w:type="spellStart"/>
+        <w:t xml:space="preserve">, a ferramenta Kaspersky Endpoint Security, quando devidamente configurada com políticas de segurança adequadas, foi capaz de identificar a execução do </w:t>
+      </w:r>
       <w:r>
         <w:rPr>
           <w:rFonts w:cs="Times New Roman"/>
         </w:rPr>
         <w:t>RanSim</w:t>
       </w:r>
-      <w:proofErr w:type="spellEnd"/>
       <w:r>
         <w:rPr>
           <w:rFonts w:cs="Times New Roman"/>
@@ -19436,7 +18253,6 @@
         </w:rPr>
         <w:t xml:space="preserve"> </w:t>
       </w:r>
-      <w:proofErr w:type="spellStart"/>
       <w:r>
         <w:rPr>
           <w:rFonts w:cs="Times New Roman"/>
@@ -19445,7 +18261,6 @@
         </w:rPr>
         <w:t>RanSim</w:t>
       </w:r>
-      <w:proofErr w:type="spellEnd"/>
       <w:r>
         <w:rPr>
           <w:rFonts w:cs="Times New Roman"/>
@@ -19503,7 +18318,7 @@
                     </pic:cNvPicPr>
                   </pic:nvPicPr>
                   <pic:blipFill>
-                    <a:blip r:embed="rId39">
+                    <a:blip r:embed="rId38">
                       <a:extLst>
                         <a:ext uri="{28A0092B-C50C-407E-A947-70E740481C1C}">
                           <a14:useLocalDpi xmlns:a14="http://schemas.microsoft.com/office/drawing/2010/main" val="0"/>
@@ -19592,7 +18407,6 @@
         </w:rPr>
         <w:t xml:space="preserve"> Software </w:t>
       </w:r>
-      <w:proofErr w:type="spellStart"/>
       <w:r>
         <w:rPr>
           <w:rFonts w:cs="Times New Roman"/>
@@ -19601,7 +18415,6 @@
         </w:rPr>
         <w:t>RanSim</w:t>
       </w:r>
-      <w:proofErr w:type="spellEnd"/>
       <w:r>
         <w:rPr>
           <w:rFonts w:cs="Times New Roman"/>
@@ -19659,7 +18472,7 @@
                     </pic:cNvPicPr>
                   </pic:nvPicPr>
                   <pic:blipFill>
-                    <a:blip r:embed="rId40">
+                    <a:blip r:embed="rId39">
                       <a:extLst>
                         <a:ext uri="{28A0092B-C50C-407E-A947-70E740481C1C}">
                           <a14:useLocalDpi xmlns:a14="http://schemas.microsoft.com/office/drawing/2010/main" val="0"/>
@@ -19946,7 +18759,7 @@
                     <pic:cNvPicPr/>
                   </pic:nvPicPr>
                   <pic:blipFill>
-                    <a:blip r:embed="rId41"/>
+                    <a:blip r:embed="rId40"/>
                     <a:stretch>
                       <a:fillRect/>
                     </a:stretch>
@@ -20081,7 +18894,7 @@
                     <pic:cNvPicPr/>
                   </pic:nvPicPr>
                   <pic:blipFill>
-                    <a:blip r:embed="rId42"/>
+                    <a:blip r:embed="rId41"/>
                     <a:stretch>
                       <a:fillRect/>
                     </a:stretch>
@@ -20220,7 +19033,7 @@
                     <pic:cNvPicPr/>
                   </pic:nvPicPr>
                   <pic:blipFill>
-                    <a:blip r:embed="rId43"/>
+                    <a:blip r:embed="rId42"/>
                     <a:stretch>
                       <a:fillRect/>
                     </a:stretch>
@@ -20481,44 +19294,14 @@
         <w:rPr>
           <w:rFonts w:cs="Times New Roman"/>
         </w:rPr>
-        <w:t xml:space="preserve"> não ser suficientes para proteger a estação de trabalho </w:t>
-      </w:r>
-      <w:proofErr w:type="gramStart"/>
-      <w:r>
-        <w:rPr>
-          <w:rFonts w:cs="Times New Roman"/>
-        </w:rPr>
-        <w:t>contra ataques</w:t>
-      </w:r>
-      <w:proofErr w:type="gramEnd"/>
-      <w:r>
-        <w:rPr>
-          <w:rFonts w:cs="Times New Roman"/>
-        </w:rPr>
-        <w:t xml:space="preserve"> de </w:t>
-      </w:r>
-      <w:proofErr w:type="spellStart"/>
-      <w:r>
-        <w:rPr>
-          <w:rFonts w:cs="Times New Roman"/>
-        </w:rPr>
-        <w:t>ransomware</w:t>
-      </w:r>
-      <w:proofErr w:type="spellEnd"/>
-      <w:r>
-        <w:rPr>
-          <w:rFonts w:cs="Times New Roman"/>
-        </w:rPr>
-        <w:t xml:space="preserve">. A execução do </w:t>
-      </w:r>
-      <w:proofErr w:type="spellStart"/>
+        <w:t xml:space="preserve"> não ser suficientes para proteger a estação de trabalho contra ataques de ransomware. A execução do </w:t>
+      </w:r>
       <w:r>
         <w:rPr>
           <w:rFonts w:cs="Times New Roman"/>
         </w:rPr>
         <w:t>RanSim</w:t>
       </w:r>
-      <w:proofErr w:type="spellEnd"/>
       <w:r>
         <w:rPr>
           <w:rFonts w:cs="Times New Roman"/>
@@ -20544,30 +19327,14 @@
         <w:rPr>
           <w:rFonts w:cs="Times New Roman"/>
         </w:rPr>
-        <w:t xml:space="preserve">Diante desse cenário, reforça-se a importância da adoção de soluções de segurança corporativas como medida essencial para a prevenção e mitigação de ataques cibernéticos. A solução Kaspersky </w:t>
-      </w:r>
-      <w:proofErr w:type="spellStart"/>
-      <w:r>
-        <w:rPr>
-          <w:rFonts w:cs="Times New Roman"/>
-        </w:rPr>
-        <w:t>Endpoint</w:t>
-      </w:r>
-      <w:proofErr w:type="spellEnd"/>
-      <w:r>
-        <w:rPr>
-          <w:rFonts w:cs="Times New Roman"/>
-        </w:rPr>
-        <w:t xml:space="preserve"> Security apresentou alta eficácia, sendo capaz de identificar e bloquear a execução de ameaças simuladas, como o EICAR Test File e o próprio </w:t>
-      </w:r>
-      <w:proofErr w:type="spellStart"/>
+        <w:t xml:space="preserve">Diante desse cenário, reforça-se a importância da adoção de soluções de segurança corporativas como medida essencial para a prevenção e mitigação de ataques cibernéticos. A solução Kaspersky Endpoint Security apresentou alta eficácia, sendo capaz de identificar e bloquear a execução de ameaças simuladas, como o EICAR Test File e o próprio </w:t>
+      </w:r>
       <w:r>
         <w:rPr>
           <w:rFonts w:cs="Times New Roman"/>
         </w:rPr>
         <w:t>RanSim</w:t>
       </w:r>
-      <w:proofErr w:type="spellEnd"/>
       <w:r>
         <w:rPr>
           <w:rFonts w:cs="Times New Roman"/>
@@ -20775,18 +19542,6 @@
     </w:p>
     <w:p>
       <w:pPr>
-        <w:spacing w:after="160" w:line="278" w:lineRule="auto"/>
-        <w:ind w:firstLine="0"/>
-        <w:jc w:val="left"/>
-      </w:pPr>
-    </w:p>
-    <w:p>
-      <w:pPr>
-        <w:ind w:firstLine="0"/>
-      </w:pPr>
-    </w:p>
-    <w:p>
-      <w:pPr>
         <w:pStyle w:val="Ttulo1"/>
         <w:jc w:val="center"/>
         <w:rPr>
@@ -20795,6 +19550,7 @@
       </w:pPr>
       <w:bookmarkStart w:id="37" w:name="_Toc229250735"/>
       <w:r>
+        <w:lastRenderedPageBreak/>
         <w:t>REFERÊNCIAS</w:t>
       </w:r>
       <w:bookmarkEnd w:id="37"/>
@@ -20818,7 +19574,7 @@
       <w:r>
         <w:t xml:space="preserve">. GitHub, 2026. Disponível em: </w:t>
       </w:r>
-      <w:hyperlink r:id="rId44" w:history="1">
+      <w:hyperlink r:id="rId43" w:history="1">
         <w:r>
           <w:rPr>
             <w:rStyle w:val="Hyperlink"/>
@@ -20827,15 +19583,7 @@
         </w:r>
       </w:hyperlink>
       <w:r>
-        <w:t xml:space="preserve">. Acesso em: 09 </w:t>
-      </w:r>
-      <w:proofErr w:type="spellStart"/>
-      <w:r>
-        <w:t>mai</w:t>
-      </w:r>
-      <w:proofErr w:type="spellEnd"/>
-      <w:r>
-        <w:t xml:space="preserve"> 2026.</w:t>
+        <w:t>. Acesso em: 09 mai 2026.</w:t>
       </w:r>
     </w:p>
     <w:p>
@@ -20854,31 +19602,13 @@
       <w:r>
         <w:t xml:space="preserve">EICAR. </w:t>
       </w:r>
-      <w:proofErr w:type="spellStart"/>
       <w:r>
         <w:rPr>
           <w:b/>
           <w:bCs/>
         </w:rPr>
-        <w:t>Anti</w:t>
-      </w:r>
-      <w:proofErr w:type="spellEnd"/>
-      <w:r>
-        <w:rPr>
-          <w:b/>
-          <w:bCs/>
-        </w:rPr>
-        <w:t xml:space="preserve"> Malware </w:t>
-      </w:r>
-      <w:proofErr w:type="spellStart"/>
-      <w:r>
-        <w:rPr>
-          <w:b/>
-          <w:bCs/>
-        </w:rPr>
-        <w:t>TestFile</w:t>
-      </w:r>
-      <w:proofErr w:type="spellEnd"/>
+        <w:t>Anti Malware TestFile</w:t>
+      </w:r>
       <w:r>
         <w:t>. [S. l.]: EICAR,</w:t>
       </w:r>
@@ -20894,7 +19624,7 @@
       <w:r>
         <w:t xml:space="preserve"> Disponível em: </w:t>
       </w:r>
-      <w:hyperlink r:id="rId45" w:history="1">
+      <w:hyperlink r:id="rId44" w:history="1">
         <w:r>
           <w:rPr>
             <w:rStyle w:val="Hyperlink"/>
@@ -20922,149 +19652,19 @@
       <w:r>
         <w:t xml:space="preserve">ISO. ISO/IEC 27001:2022 - </w:t>
       </w:r>
-      <w:proofErr w:type="spellStart"/>
       <w:r>
         <w:rPr>
           <w:b/>
           <w:bCs/>
         </w:rPr>
-        <w:t>Information</w:t>
-      </w:r>
-      <w:proofErr w:type="spellEnd"/>
+        <w:t>Information security, cybersecurity and privacy protection</w:t>
+      </w:r>
       <w:r>
         <w:rPr>
           <w:b/>
           <w:bCs/>
         </w:rPr>
-        <w:t xml:space="preserve"> </w:t>
-      </w:r>
-      <w:proofErr w:type="spellStart"/>
-      <w:r>
-        <w:rPr>
-          <w:b/>
-          <w:bCs/>
-        </w:rPr>
-        <w:t>security</w:t>
-      </w:r>
-      <w:proofErr w:type="spellEnd"/>
-      <w:r>
-        <w:rPr>
-          <w:b/>
-          <w:bCs/>
-        </w:rPr>
-        <w:t xml:space="preserve">, </w:t>
-      </w:r>
-      <w:proofErr w:type="spellStart"/>
-      <w:r>
-        <w:rPr>
-          <w:b/>
-          <w:bCs/>
-        </w:rPr>
-        <w:t>cybersecurity</w:t>
-      </w:r>
-      <w:proofErr w:type="spellEnd"/>
-      <w:r>
-        <w:rPr>
-          <w:b/>
-          <w:bCs/>
-        </w:rPr>
-        <w:t xml:space="preserve"> </w:t>
-      </w:r>
-      <w:proofErr w:type="spellStart"/>
-      <w:r>
-        <w:rPr>
-          <w:b/>
-          <w:bCs/>
-        </w:rPr>
-        <w:t>and</w:t>
-      </w:r>
-      <w:proofErr w:type="spellEnd"/>
-      <w:r>
-        <w:rPr>
-          <w:b/>
-          <w:bCs/>
-        </w:rPr>
-        <w:t xml:space="preserve"> </w:t>
-      </w:r>
-      <w:proofErr w:type="spellStart"/>
-      <w:r>
-        <w:rPr>
-          <w:b/>
-          <w:bCs/>
-        </w:rPr>
-        <w:t>privacy</w:t>
-      </w:r>
-      <w:proofErr w:type="spellEnd"/>
-      <w:r>
-        <w:rPr>
-          <w:b/>
-          <w:bCs/>
-        </w:rPr>
-        <w:t xml:space="preserve"> </w:t>
-      </w:r>
-      <w:proofErr w:type="spellStart"/>
-      <w:r>
-        <w:rPr>
-          <w:b/>
-          <w:bCs/>
-        </w:rPr>
-        <w:t>protection</w:t>
-      </w:r>
-      <w:proofErr w:type="spellEnd"/>
-      <w:r>
-        <w:rPr>
-          <w:b/>
-          <w:bCs/>
-        </w:rPr>
-        <w:t xml:space="preserve"> – </w:t>
-      </w:r>
-      <w:proofErr w:type="spellStart"/>
-      <w:r>
-        <w:rPr>
-          <w:b/>
-          <w:bCs/>
-        </w:rPr>
-        <w:t>Information</w:t>
-      </w:r>
-      <w:proofErr w:type="spellEnd"/>
-      <w:r>
-        <w:rPr>
-          <w:b/>
-          <w:bCs/>
-        </w:rPr>
-        <w:t xml:space="preserve"> </w:t>
-      </w:r>
-      <w:proofErr w:type="spellStart"/>
-      <w:r>
-        <w:rPr>
-          <w:b/>
-          <w:bCs/>
-        </w:rPr>
-        <w:t>security</w:t>
-      </w:r>
-      <w:proofErr w:type="spellEnd"/>
-      <w:r>
-        <w:rPr>
-          <w:b/>
-          <w:bCs/>
-        </w:rPr>
-        <w:t xml:space="preserve"> management system – </w:t>
-      </w:r>
-      <w:proofErr w:type="spellStart"/>
-      <w:r>
-        <w:rPr>
-          <w:b/>
-          <w:bCs/>
-        </w:rPr>
-        <w:t>Requirements</w:t>
-      </w:r>
-      <w:proofErr w:type="spellEnd"/>
-      <w:r>
-        <w:rPr>
-          <w:b/>
-          <w:bCs/>
-        </w:rPr>
-        <w:t>. 3. ed</w:t>
+        <w:t xml:space="preserve"> – Information security management system – Requirements. 3. ed</w:t>
       </w:r>
       <w:r>
         <w:t xml:space="preserve">. </w:t>
@@ -21134,149 +19734,19 @@
       <w:r>
         <w:t xml:space="preserve">ISO. ISO/IEC 27002:2022 - </w:t>
       </w:r>
-      <w:proofErr w:type="spellStart"/>
       <w:r>
         <w:rPr>
           <w:b/>
           <w:bCs/>
         </w:rPr>
-        <w:t>Information</w:t>
-      </w:r>
-      <w:proofErr w:type="spellEnd"/>
+        <w:t>Information security, cybersecurity and privacy protection</w:t>
+      </w:r>
       <w:r>
         <w:rPr>
           <w:b/>
           <w:bCs/>
         </w:rPr>
-        <w:t xml:space="preserve"> </w:t>
-      </w:r>
-      <w:proofErr w:type="spellStart"/>
-      <w:r>
-        <w:rPr>
-          <w:b/>
-          <w:bCs/>
-        </w:rPr>
-        <w:t>security</w:t>
-      </w:r>
-      <w:proofErr w:type="spellEnd"/>
-      <w:r>
-        <w:rPr>
-          <w:b/>
-          <w:bCs/>
-        </w:rPr>
-        <w:t xml:space="preserve">, </w:t>
-      </w:r>
-      <w:proofErr w:type="spellStart"/>
-      <w:r>
-        <w:rPr>
-          <w:b/>
-          <w:bCs/>
-        </w:rPr>
-        <w:t>cybersecurity</w:t>
-      </w:r>
-      <w:proofErr w:type="spellEnd"/>
-      <w:r>
-        <w:rPr>
-          <w:b/>
-          <w:bCs/>
-        </w:rPr>
-        <w:t xml:space="preserve"> </w:t>
-      </w:r>
-      <w:proofErr w:type="spellStart"/>
-      <w:r>
-        <w:rPr>
-          <w:b/>
-          <w:bCs/>
-        </w:rPr>
-        <w:t>and</w:t>
-      </w:r>
-      <w:proofErr w:type="spellEnd"/>
-      <w:r>
-        <w:rPr>
-          <w:b/>
-          <w:bCs/>
-        </w:rPr>
-        <w:t xml:space="preserve"> </w:t>
-      </w:r>
-      <w:proofErr w:type="spellStart"/>
-      <w:r>
-        <w:rPr>
-          <w:b/>
-          <w:bCs/>
-        </w:rPr>
-        <w:t>privacy</w:t>
-      </w:r>
-      <w:proofErr w:type="spellEnd"/>
-      <w:r>
-        <w:rPr>
-          <w:b/>
-          <w:bCs/>
-        </w:rPr>
-        <w:t xml:space="preserve"> </w:t>
-      </w:r>
-      <w:proofErr w:type="spellStart"/>
-      <w:r>
-        <w:rPr>
-          <w:b/>
-          <w:bCs/>
-        </w:rPr>
-        <w:t>protection</w:t>
-      </w:r>
-      <w:proofErr w:type="spellEnd"/>
-      <w:r>
-        <w:rPr>
-          <w:b/>
-          <w:bCs/>
-        </w:rPr>
-        <w:t xml:space="preserve"> – </w:t>
-      </w:r>
-      <w:proofErr w:type="spellStart"/>
-      <w:r>
-        <w:rPr>
-          <w:b/>
-          <w:bCs/>
-        </w:rPr>
-        <w:t>Information</w:t>
-      </w:r>
-      <w:proofErr w:type="spellEnd"/>
-      <w:r>
-        <w:rPr>
-          <w:b/>
-          <w:bCs/>
-        </w:rPr>
-        <w:t xml:space="preserve"> </w:t>
-      </w:r>
-      <w:proofErr w:type="spellStart"/>
-      <w:r>
-        <w:rPr>
-          <w:b/>
-          <w:bCs/>
-        </w:rPr>
-        <w:t>security</w:t>
-      </w:r>
-      <w:proofErr w:type="spellEnd"/>
-      <w:r>
-        <w:rPr>
-          <w:b/>
-          <w:bCs/>
-        </w:rPr>
-        <w:t xml:space="preserve"> </w:t>
-      </w:r>
-      <w:proofErr w:type="spellStart"/>
-      <w:r>
-        <w:rPr>
-          <w:b/>
-          <w:bCs/>
-        </w:rPr>
-        <w:t>controls</w:t>
-      </w:r>
-      <w:proofErr w:type="spellEnd"/>
-      <w:r>
-        <w:rPr>
-          <w:b/>
-          <w:bCs/>
-        </w:rPr>
-        <w:t xml:space="preserve">. 3. </w:t>
+        <w:t xml:space="preserve"> – Information security controls. 3. </w:t>
       </w:r>
       <w:r>
         <w:rPr>
@@ -21353,155 +19823,13 @@
           <w:b/>
           <w:bCs/>
         </w:rPr>
-        <w:t xml:space="preserve">Security </w:t>
-      </w:r>
-      <w:proofErr w:type="spellStart"/>
-      <w:r>
-        <w:rPr>
-          <w:b/>
-          <w:bCs/>
-        </w:rPr>
-        <w:t>and</w:t>
-      </w:r>
-      <w:proofErr w:type="spellEnd"/>
-      <w:r>
-        <w:rPr>
-          <w:b/>
-          <w:bCs/>
-        </w:rPr>
-        <w:t xml:space="preserve"> </w:t>
-      </w:r>
-      <w:proofErr w:type="spellStart"/>
-      <w:r>
-        <w:rPr>
-          <w:b/>
-          <w:bCs/>
-        </w:rPr>
-        <w:t>privacy</w:t>
-      </w:r>
-      <w:proofErr w:type="spellEnd"/>
-      <w:r>
-        <w:rPr>
-          <w:b/>
-          <w:bCs/>
-        </w:rPr>
-        <w:t xml:space="preserve"> </w:t>
-      </w:r>
-      <w:proofErr w:type="spellStart"/>
-      <w:r>
-        <w:rPr>
-          <w:b/>
-          <w:bCs/>
-        </w:rPr>
-        <w:t>controls</w:t>
-      </w:r>
-      <w:proofErr w:type="spellEnd"/>
-      <w:r>
-        <w:rPr>
-          <w:b/>
-          <w:bCs/>
-        </w:rPr>
-        <w:t xml:space="preserve"> for </w:t>
-      </w:r>
-      <w:proofErr w:type="spellStart"/>
-      <w:r>
-        <w:rPr>
-          <w:b/>
-          <w:bCs/>
-        </w:rPr>
-        <w:t>information</w:t>
-      </w:r>
-      <w:proofErr w:type="spellEnd"/>
-      <w:r>
-        <w:rPr>
-          <w:b/>
-          <w:bCs/>
-        </w:rPr>
-        <w:t xml:space="preserve"> systems </w:t>
-      </w:r>
-      <w:proofErr w:type="spellStart"/>
-      <w:r>
-        <w:rPr>
-          <w:b/>
-          <w:bCs/>
-        </w:rPr>
-        <w:t>and</w:t>
-      </w:r>
-      <w:proofErr w:type="spellEnd"/>
-      <w:r>
-        <w:rPr>
-          <w:b/>
-          <w:bCs/>
-        </w:rPr>
-        <w:t xml:space="preserve"> </w:t>
-      </w:r>
-      <w:proofErr w:type="spellStart"/>
-      <w:r>
-        <w:rPr>
-          <w:b/>
-          <w:bCs/>
-        </w:rPr>
-        <w:t>organizations</w:t>
-      </w:r>
-      <w:proofErr w:type="spellEnd"/>
-      <w:r>
-        <w:t xml:space="preserve">. </w:t>
-      </w:r>
-      <w:proofErr w:type="spellStart"/>
-      <w:r>
-        <w:t>Gaithersburg</w:t>
-      </w:r>
-      <w:proofErr w:type="spellEnd"/>
-      <w:r>
-        <w:t xml:space="preserve">: </w:t>
-      </w:r>
-      <w:proofErr w:type="spellStart"/>
-      <w:r>
-        <w:t>National</w:t>
-      </w:r>
-      <w:proofErr w:type="spellEnd"/>
-      <w:r>
-        <w:t xml:space="preserve"> </w:t>
-      </w:r>
-      <w:proofErr w:type="spellStart"/>
-      <w:r>
-        <w:t>Institute</w:t>
-      </w:r>
-      <w:proofErr w:type="spellEnd"/>
-      <w:r>
-        <w:t xml:space="preserve"> </w:t>
-      </w:r>
-      <w:proofErr w:type="spellStart"/>
-      <w:r>
-        <w:t>of</w:t>
-      </w:r>
-      <w:proofErr w:type="spellEnd"/>
-      <w:r>
-        <w:t xml:space="preserve"> Standards </w:t>
-      </w:r>
-      <w:proofErr w:type="spellStart"/>
-      <w:r>
-        <w:t>and</w:t>
-      </w:r>
-      <w:proofErr w:type="spellEnd"/>
-      <w:r>
-        <w:t xml:space="preserve"> Technology, 2020. NIST </w:t>
-      </w:r>
-      <w:proofErr w:type="spellStart"/>
-      <w:r>
-        <w:t>Special</w:t>
-      </w:r>
-      <w:proofErr w:type="spellEnd"/>
-      <w:r>
-        <w:t xml:space="preserve"> </w:t>
-      </w:r>
-      <w:proofErr w:type="spellStart"/>
-      <w:r>
-        <w:t>Publication</w:t>
-      </w:r>
-      <w:proofErr w:type="spellEnd"/>
-      <w:r>
-        <w:t xml:space="preserve"> 800</w:t>
+        <w:t>Security and privacy controls for information systems and organizations</w:t>
+      </w:r>
+      <w:r>
+        <w:t>. Gaithersburg</w:t>
+      </w:r>
+      <w:r>
+        <w:t>: National Institute of Standards and Technology, 2020. NIST Special Publication 800</w:t>
       </w:r>
       <w:r>
         <w:t>-</w:t>
@@ -21513,15 +19841,7 @@
         <w:t>3</w:t>
       </w:r>
       <w:r>
-        <w:t xml:space="preserve"> </w:t>
-      </w:r>
-      <w:proofErr w:type="spellStart"/>
-      <w:r>
-        <w:t>Revision</w:t>
-      </w:r>
-      <w:proofErr w:type="spellEnd"/>
-      <w:r>
-        <w:t xml:space="preserve"> 5. </w:t>
+        <w:t xml:space="preserve"> Revision 5. </w:t>
       </w:r>
       <w:r>
         <w:t>Disponível</w:t>
@@ -21529,7 +19849,7 @@
       <w:r>
         <w:t xml:space="preserve"> em: </w:t>
       </w:r>
-      <w:hyperlink r:id="rId46" w:history="1">
+      <w:hyperlink r:id="rId45" w:history="1">
         <w:r>
           <w:rPr>
             <w:rStyle w:val="Hyperlink"/>
@@ -21569,37 +19889,21 @@
           <w:b/>
           <w:bCs/>
         </w:rPr>
-        <w:t xml:space="preserve">Gastos com cibersegurança </w:t>
-      </w:r>
-      <w:proofErr w:type="gramStart"/>
+        <w:t xml:space="preserve">Gastos com cibersegurança nas </w:t>
+      </w:r>
       <w:r>
         <w:rPr>
           <w:b/>
           <w:bCs/>
         </w:rPr>
-        <w:t xml:space="preserve">nas </w:t>
+        <w:t>e</w:t>
       </w:r>
       <w:r>
         <w:rPr>
           <w:b/>
           <w:bCs/>
         </w:rPr>
-        <w:t>e</w:t>
-      </w:r>
-      <w:r>
-        <w:rPr>
-          <w:b/>
-          <w:bCs/>
-        </w:rPr>
-        <w:t>mpresa</w:t>
-      </w:r>
-      <w:proofErr w:type="gramEnd"/>
-      <w:r>
-        <w:rPr>
-          <w:b/>
-          <w:bCs/>
-        </w:rPr>
-        <w:t>: custo operacional ou investimento estratégico</w:t>
+        <w:t>mpresa: custo operacional ou investimento estratégico</w:t>
       </w:r>
       <w:r>
         <w:t>? (Curso Superior de Segurança e Defesa Cibernética) – Escola Superior de Guerra (ESG</w:t>
@@ -21647,7 +19951,7 @@
       <w:r>
         <w:t xml:space="preserve">. [S. l.]: Kaspersky, 2026a. Disponível em: </w:t>
       </w:r>
-      <w:hyperlink r:id="rId47" w:history="1">
+      <w:hyperlink r:id="rId46" w:history="1">
         <w:r>
           <w:rPr>
             <w:rStyle w:val="Hyperlink"/>
@@ -21699,7 +20003,7 @@
       <w:r>
         <w:t xml:space="preserve">. [S. l.]: Kaspersky, 2026b. Disponível em: </w:t>
       </w:r>
-      <w:hyperlink r:id="rId48" w:history="1">
+      <w:hyperlink r:id="rId47" w:history="1">
         <w:r>
           <w:rPr>
             <w:rStyle w:val="Hyperlink"/>
@@ -21751,7 +20055,7 @@
       <w:r>
         <w:t xml:space="preserve">. [S. l.]: Kaspersky, 2026c. Disponível em: </w:t>
       </w:r>
-      <w:hyperlink r:id="rId49" w:history="1">
+      <w:hyperlink r:id="rId48" w:history="1">
         <w:r>
           <w:rPr>
             <w:rStyle w:val="Hyperlink"/>
@@ -21817,7 +20121,7 @@
       <w:r>
         <w:t xml:space="preserve"> [S. l.]: Kaspersky, 2026d. Disponível em: </w:t>
       </w:r>
-      <w:hyperlink r:id="rId50" w:history="1">
+      <w:hyperlink r:id="rId49" w:history="1">
         <w:r>
           <w:rPr>
             <w:rStyle w:val="Hyperlink"/>
@@ -21861,7 +20165,7 @@
       <w:r>
         <w:t xml:space="preserve">]: Kaspersky, 2026e. Disponível em: </w:t>
       </w:r>
-      <w:hyperlink r:id="rId51" w:history="1">
+      <w:hyperlink r:id="rId50" w:history="1">
         <w:r>
           <w:rPr>
             <w:rStyle w:val="Hyperlink"/>
@@ -21887,16 +20191,7 @@
         <w:jc w:val="left"/>
       </w:pPr>
       <w:r>
-        <w:lastRenderedPageBreak/>
-        <w:t xml:space="preserve">KASPERSKY. Kaspersky </w:t>
-      </w:r>
-      <w:proofErr w:type="spellStart"/>
-      <w:r>
-        <w:t>Endpoint</w:t>
-      </w:r>
-      <w:proofErr w:type="spellEnd"/>
-      <w:r>
-        <w:t xml:space="preserve"> Security for Windows. [S. l.]: Kaspersky, 2026</w:t>
+        <w:t>KASPERSKY. Kaspersky Endpoint Security for Windows. [S. l.]: Kaspersky, 2026</w:t>
       </w:r>
       <w:r>
         <w:t>f</w:t>
@@ -21904,7 +20199,7 @@
       <w:r>
         <w:t xml:space="preserve">. Disponível em: </w:t>
       </w:r>
-      <w:hyperlink r:id="rId52" w:history="1">
+      <w:hyperlink r:id="rId51" w:history="1">
         <w:r>
           <w:rPr>
             <w:rStyle w:val="Hyperlink"/>
@@ -21939,6 +20234,7 @@
         </w:rPr>
       </w:pPr>
       <w:r>
+        <w:lastRenderedPageBreak/>
         <w:t xml:space="preserve">KASPERSKY. </w:t>
       </w:r>
       <w:r>
@@ -21994,7 +20290,7 @@
       <w:r>
         <w:t xml:space="preserve"> </w:t>
       </w:r>
-      <w:hyperlink r:id="rId53" w:history="1">
+      <w:hyperlink r:id="rId52" w:history="1">
         <w:r>
           <w:rPr>
             <w:rStyle w:val="Hyperlink"/>
@@ -22045,157 +20341,34 @@
       <w:r>
         <w:t xml:space="preserve">KENT, Karen; SOUPPAYA, </w:t>
       </w:r>
-      <w:proofErr w:type="spellStart"/>
       <w:r>
         <w:t>Murugiah</w:t>
       </w:r>
-      <w:proofErr w:type="spellEnd"/>
       <w:r>
         <w:rPr>
           <w:b/>
           <w:bCs/>
         </w:rPr>
-        <w:t xml:space="preserve">. </w:t>
-      </w:r>
-      <w:proofErr w:type="spellStart"/>
+        <w:t>. Guide to Computer Security Log Management. Gaithersburg</w:t>
+      </w:r>
       <w:r>
         <w:rPr>
           <w:b/>
           <w:bCs/>
         </w:rPr>
-        <w:t>Guide</w:t>
-      </w:r>
-      <w:proofErr w:type="spellEnd"/>
+        <w:t>:</w:t>
+      </w:r>
       <w:r>
         <w:rPr>
           <w:b/>
           <w:bCs/>
         </w:rPr>
-        <w:t xml:space="preserve"> </w:t>
-      </w:r>
-      <w:proofErr w:type="spellStart"/>
-      <w:r>
-        <w:rPr>
-          <w:b/>
-          <w:bCs/>
-        </w:rPr>
-        <w:t>to</w:t>
-      </w:r>
-      <w:proofErr w:type="spellEnd"/>
-      <w:r>
-        <w:rPr>
-          <w:b/>
-          <w:bCs/>
-        </w:rPr>
-        <w:t xml:space="preserve"> Computer Security Log Management. </w:t>
-      </w:r>
-      <w:proofErr w:type="spellStart"/>
-      <w:r>
-        <w:rPr>
-          <w:b/>
-          <w:bCs/>
-        </w:rPr>
-        <w:t>Gaithersburg</w:t>
-      </w:r>
-      <w:proofErr w:type="spellEnd"/>
-      <w:r>
-        <w:rPr>
-          <w:b/>
-          <w:bCs/>
-        </w:rPr>
-        <w:t>:</w:t>
-      </w:r>
-      <w:r>
-        <w:rPr>
-          <w:b/>
-          <w:bCs/>
-        </w:rPr>
-        <w:t xml:space="preserve"> </w:t>
-      </w:r>
-      <w:proofErr w:type="spellStart"/>
-      <w:r>
-        <w:rPr>
-          <w:b/>
-          <w:bCs/>
-        </w:rPr>
-        <w:t>National</w:t>
-      </w:r>
-      <w:proofErr w:type="spellEnd"/>
-      <w:r>
-        <w:rPr>
-          <w:b/>
-          <w:bCs/>
-        </w:rPr>
-        <w:t xml:space="preserve"> </w:t>
-      </w:r>
-      <w:proofErr w:type="spellStart"/>
-      <w:r>
-        <w:rPr>
-          <w:b/>
-          <w:bCs/>
-        </w:rPr>
-        <w:t>Institute</w:t>
-      </w:r>
-      <w:proofErr w:type="spellEnd"/>
-      <w:r>
-        <w:rPr>
-          <w:b/>
-          <w:bCs/>
-        </w:rPr>
-        <w:t xml:space="preserve"> </w:t>
-      </w:r>
-      <w:proofErr w:type="spellStart"/>
-      <w:r>
-        <w:rPr>
-          <w:b/>
-          <w:bCs/>
-        </w:rPr>
-        <w:t>of</w:t>
-      </w:r>
-      <w:proofErr w:type="spellEnd"/>
-      <w:r>
-        <w:rPr>
-          <w:b/>
-          <w:bCs/>
-        </w:rPr>
-        <w:t xml:space="preserve"> Standards </w:t>
-      </w:r>
-      <w:proofErr w:type="spellStart"/>
-      <w:r>
-        <w:rPr>
-          <w:b/>
-          <w:bCs/>
-        </w:rPr>
-        <w:t>and</w:t>
-      </w:r>
-      <w:proofErr w:type="spellEnd"/>
-      <w:r>
-        <w:rPr>
-          <w:b/>
-          <w:bCs/>
-        </w:rPr>
-        <w:t xml:space="preserve"> Technology</w:t>
-      </w:r>
-      <w:r>
-        <w:t xml:space="preserve">, 2006. </w:t>
-      </w:r>
-      <w:proofErr w:type="spellStart"/>
-      <w:r>
-        <w:t>Special</w:t>
-      </w:r>
-      <w:proofErr w:type="spellEnd"/>
-      <w:r>
-        <w:t xml:space="preserve"> </w:t>
-      </w:r>
-      <w:proofErr w:type="spellStart"/>
-      <w:r>
-        <w:t>Publication</w:t>
-      </w:r>
-      <w:proofErr w:type="spellEnd"/>
-      <w:r>
-        <w:t xml:space="preserve"> 800-92. Disponível em: </w:t>
-      </w:r>
-      <w:hyperlink r:id="rId54" w:history="1">
+        <w:t xml:space="preserve"> National Institute of Standards and Technology</w:t>
+      </w:r>
+      <w:r>
+        <w:t xml:space="preserve">, 2006. Special Publication 800-92. Disponível em: </w:t>
+      </w:r>
+      <w:hyperlink r:id="rId53" w:history="1">
         <w:r>
           <w:rPr>
             <w:rStyle w:val="Hyperlink"/>
@@ -22267,7 +20440,6 @@
         </w:rPr>
         <w:t>(</w:t>
       </w:r>
-      <w:proofErr w:type="spellStart"/>
       <w:r>
         <w:rPr>
           <w:b/>
@@ -22275,7 +20447,6 @@
         </w:rPr>
         <w:t>RanSim</w:t>
       </w:r>
-      <w:proofErr w:type="spellEnd"/>
       <w:r>
         <w:rPr>
           <w:b/>
@@ -22301,7 +20472,7 @@
       <w:r>
         <w:t xml:space="preserve"> em: </w:t>
       </w:r>
-      <w:hyperlink r:id="rId55" w:history="1">
+      <w:hyperlink r:id="rId54" w:history="1">
         <w:r>
           <w:rPr>
             <w:rStyle w:val="Hyperlink"/>
@@ -22334,50 +20505,26 @@
           <w:b/>
           <w:bCs/>
         </w:rPr>
-        <w:t xml:space="preserve">Ransomware: </w:t>
-      </w:r>
-      <w:proofErr w:type="gramStart"/>
+        <w:t>Ransomware: por</w:t>
+      </w:r>
       <w:r>
         <w:rPr>
           <w:b/>
           <w:bCs/>
         </w:rPr>
-        <w:t>por</w:t>
+        <w:t xml:space="preserve"> </w:t>
       </w:r>
       <w:r>
         <w:rPr>
           <w:b/>
           <w:bCs/>
         </w:rPr>
-        <w:t xml:space="preserve"> </w:t>
-      </w:r>
-      <w:r>
-        <w:rPr>
-          <w:b/>
-          <w:bCs/>
-        </w:rPr>
-        <w:t>que</w:t>
-      </w:r>
-      <w:proofErr w:type="gramEnd"/>
-      <w:r>
-        <w:rPr>
-          <w:b/>
-          <w:bCs/>
-        </w:rPr>
-        <w:t xml:space="preserve"> o sequestro de dados está bombando e como se defender</w:t>
-      </w:r>
-      <w:r>
-        <w:t xml:space="preserve">. UOL </w:t>
-      </w:r>
-      <w:proofErr w:type="spellStart"/>
-      <w:r>
-        <w:t>Tilt</w:t>
-      </w:r>
-      <w:proofErr w:type="spellEnd"/>
-      <w:r>
-        <w:t xml:space="preserve">, São Paulo, 9 jun. 2022. Disponível em: </w:t>
-      </w:r>
-      <w:hyperlink r:id="rId56" w:history="1">
+        <w:t>que o sequestro de dados está bombando e como se defender</w:t>
+      </w:r>
+      <w:r>
+        <w:t xml:space="preserve">. UOL Tilt, São Paulo, 9 jun. 2022. Disponível em: </w:t>
+      </w:r>
+      <w:hyperlink r:id="rId55" w:history="1">
         <w:r>
           <w:rPr>
             <w:rStyle w:val="Hyperlink"/>
@@ -22406,28 +20553,12 @@
         <w:jc w:val="left"/>
       </w:pPr>
       <w:r>
-        <w:t xml:space="preserve">NIST. The NIST </w:t>
-      </w:r>
-      <w:proofErr w:type="spellStart"/>
-      <w:r>
-        <w:t>Cybersecurity</w:t>
-      </w:r>
-      <w:proofErr w:type="spellEnd"/>
-      <w:r>
-        <w:t xml:space="preserve"> Framework (CSF) 2.0. </w:t>
-      </w:r>
-      <w:proofErr w:type="spellStart"/>
-      <w:r>
-        <w:t>Gaithersburg</w:t>
-      </w:r>
-      <w:proofErr w:type="spellEnd"/>
-      <w:r>
-        <w:t>: NIST, 2024.</w:t>
+        <w:t>NIST. The NIST Cybersecurity Framework (CSF) 2.0. Gaithersburg: NIST, 2024.</w:t>
       </w:r>
       <w:r>
         <w:t xml:space="preserve"> Disponível em: </w:t>
       </w:r>
-      <w:hyperlink r:id="rId57" w:history="1">
+      <w:hyperlink r:id="rId56" w:history="1">
         <w:r>
           <w:rPr>
             <w:rStyle w:val="Hyperlink"/>
@@ -22453,146 +20584,17 @@
         <w:jc w:val="left"/>
       </w:pPr>
       <w:r>
-        <w:t xml:space="preserve">NELSON, Alexander; REKHI, </w:t>
-      </w:r>
-      <w:proofErr w:type="spellStart"/>
-      <w:r>
-        <w:t>Sanjay</w:t>
-      </w:r>
-      <w:proofErr w:type="spellEnd"/>
-      <w:r>
-        <w:t xml:space="preserve">; SOUPPAYA, </w:t>
-      </w:r>
-      <w:proofErr w:type="spellStart"/>
-      <w:r>
-        <w:t>Murugiah</w:t>
-      </w:r>
-      <w:proofErr w:type="spellEnd"/>
-      <w:r>
-        <w:t xml:space="preserve">; SCARFONE, Karen. </w:t>
-      </w:r>
-      <w:proofErr w:type="spellStart"/>
+        <w:t xml:space="preserve">NELSON, Alexander; REKHI, Sanjay; SOUPPAYA, Murugiah; SCARFONE, Karen. </w:t>
+      </w:r>
       <w:r>
         <w:rPr>
           <w:b/>
           <w:bCs/>
         </w:rPr>
-        <w:t>Incident</w:t>
-      </w:r>
-      <w:proofErr w:type="spellEnd"/>
-      <w:r>
-        <w:rPr>
-          <w:b/>
-          <w:bCs/>
-        </w:rPr>
-        <w:t xml:space="preserve"> Response </w:t>
-      </w:r>
-      <w:proofErr w:type="spellStart"/>
-      <w:r>
-        <w:rPr>
-          <w:b/>
-          <w:bCs/>
-        </w:rPr>
-        <w:t>Recommendations</w:t>
-      </w:r>
-      <w:proofErr w:type="spellEnd"/>
-      <w:r>
-        <w:rPr>
-          <w:b/>
-          <w:bCs/>
-        </w:rPr>
-        <w:t xml:space="preserve"> </w:t>
-      </w:r>
-      <w:proofErr w:type="spellStart"/>
-      <w:r>
-        <w:rPr>
-          <w:b/>
-          <w:bCs/>
-        </w:rPr>
-        <w:t>and</w:t>
-      </w:r>
-      <w:proofErr w:type="spellEnd"/>
-      <w:r>
-        <w:rPr>
-          <w:b/>
-          <w:bCs/>
-        </w:rPr>
-        <w:t xml:space="preserve"> </w:t>
-      </w:r>
-      <w:proofErr w:type="spellStart"/>
-      <w:r>
-        <w:rPr>
-          <w:b/>
-          <w:bCs/>
-        </w:rPr>
-        <w:t>Considerations</w:t>
-      </w:r>
-      <w:proofErr w:type="spellEnd"/>
-      <w:r>
-        <w:rPr>
-          <w:b/>
-          <w:bCs/>
-        </w:rPr>
-        <w:t xml:space="preserve"> for </w:t>
-      </w:r>
-      <w:proofErr w:type="spellStart"/>
-      <w:r>
-        <w:rPr>
-          <w:b/>
-          <w:bCs/>
-        </w:rPr>
-        <w:t>Cybersecurity</w:t>
-      </w:r>
-      <w:proofErr w:type="spellEnd"/>
-      <w:r>
-        <w:rPr>
-          <w:b/>
-          <w:bCs/>
-        </w:rPr>
-        <w:t xml:space="preserve"> Risk Management: A CSF 2.0 Community Profile</w:t>
-      </w:r>
-      <w:r>
-        <w:t xml:space="preserve">. </w:t>
-      </w:r>
-      <w:proofErr w:type="spellStart"/>
-      <w:r>
-        <w:t>Gaithersburg</w:t>
-      </w:r>
-      <w:proofErr w:type="spellEnd"/>
-      <w:r>
-        <w:t xml:space="preserve">: </w:t>
-      </w:r>
-      <w:proofErr w:type="spellStart"/>
-      <w:r>
-        <w:t>National</w:t>
-      </w:r>
-      <w:proofErr w:type="spellEnd"/>
-      <w:r>
-        <w:t xml:space="preserve"> </w:t>
-      </w:r>
-      <w:proofErr w:type="spellStart"/>
-      <w:r>
-        <w:t>Institute</w:t>
-      </w:r>
-      <w:proofErr w:type="spellEnd"/>
-      <w:r>
-        <w:t xml:space="preserve"> </w:t>
-      </w:r>
-      <w:proofErr w:type="spellStart"/>
-      <w:r>
-        <w:t>of</w:t>
-      </w:r>
-      <w:proofErr w:type="spellEnd"/>
-      <w:r>
-        <w:t xml:space="preserve"> Standards </w:t>
-      </w:r>
-      <w:proofErr w:type="spellStart"/>
-      <w:r>
-        <w:t>and</w:t>
-      </w:r>
-      <w:proofErr w:type="spellEnd"/>
-      <w:r>
-        <w:t xml:space="preserve"> </w:t>
+        <w:t>Incident Response Recommendations and Considerations for Cybersecurity Risk Management: A CSF 2.0 Community Profile</w:t>
+      </w:r>
+      <w:r>
+        <w:t xml:space="preserve">. Gaithersburg: National Institute of Standards and </w:t>
       </w:r>
       <w:r>
         <w:t>Tec</w:t>
@@ -22604,31 +20606,7 @@
         <w:t>nology</w:t>
       </w:r>
       <w:r>
-        <w:t xml:space="preserve">, 2025. NIST </w:t>
-      </w:r>
-      <w:proofErr w:type="spellStart"/>
-      <w:r>
-        <w:t>Special</w:t>
-      </w:r>
-      <w:proofErr w:type="spellEnd"/>
-      <w:r>
-        <w:t xml:space="preserve"> </w:t>
-      </w:r>
-      <w:proofErr w:type="spellStart"/>
-      <w:r>
-        <w:t>Publication</w:t>
-      </w:r>
-      <w:proofErr w:type="spellEnd"/>
-      <w:r>
-        <w:t xml:space="preserve"> 800-61 </w:t>
-      </w:r>
-      <w:proofErr w:type="spellStart"/>
-      <w:r>
-        <w:t>Revision</w:t>
-      </w:r>
-      <w:proofErr w:type="spellEnd"/>
-      <w:r>
-        <w:t xml:space="preserve"> 3. Disponível em: </w:t>
+        <w:t xml:space="preserve">, 2025. NIST Special Publication 800-61 Revision 3. Disponível em: </w:t>
       </w:r>
       <w:r>
         <w:t>https://csrc.nist.gov/pubs/sp/800/61/r3/final</w:t>
@@ -22661,21 +20639,8 @@
         <w:t xml:space="preserve">Ransomware: a Problemática do Ataque e o Impacto do balanceamento de dados em algoritmos de Classificação de ataques. </w:t>
       </w:r>
       <w:r>
-        <w:t xml:space="preserve">2025. Trabalho de Conclusão de Curso (Bacharelado em Sistemas de Informação) – Instituto Federal Goiano, Campus </w:t>
-      </w:r>
-      <w:proofErr w:type="spellStart"/>
-      <w:r>
-        <w:t>Urutaí</w:t>
-      </w:r>
-      <w:proofErr w:type="spellEnd"/>
-      <w:r>
-        <w:t xml:space="preserve">, </w:t>
-      </w:r>
-      <w:proofErr w:type="spellStart"/>
-      <w:r>
-        <w:t>Urutaí</w:t>
-      </w:r>
-      <w:proofErr w:type="spellEnd"/>
+        <w:t>2025. Trabalho de Conclusão de Curso (Bacharelado em Sistemas de Informação) – Instituto Federal Goiano, Campus Urutaí, Urutaí</w:t>
+      </w:r>
       <w:r>
         <w:t>,</w:t>
       </w:r>
@@ -22692,7 +20657,7 @@
       <w:r>
         <w:t xml:space="preserve"> Disponível em: </w:t>
       </w:r>
-      <w:hyperlink r:id="rId58" w:history="1">
+      <w:hyperlink r:id="rId57" w:history="1">
         <w:r>
           <w:rPr>
             <w:rStyle w:val="Hyperlink"/>
@@ -22720,76 +20685,67 @@
       <w:r>
         <w:t xml:space="preserve">SANTANA, Camila Batista. </w:t>
       </w:r>
-      <w:proofErr w:type="spellStart"/>
       <w:r>
         <w:rPr>
           <w:b/>
           <w:bCs/>
         </w:rPr>
-        <w:t>Phishing</w:t>
-      </w:r>
-      <w:proofErr w:type="spellEnd"/>
+        <w:t>Phishing: Uma análise sobre</w:t>
+      </w:r>
       <w:r>
         <w:rPr>
           <w:b/>
           <w:bCs/>
         </w:rPr>
-        <w:t>: Uma análise sobre</w:t>
+        <w:t xml:space="preserve"> </w:t>
       </w:r>
       <w:r>
         <w:rPr>
           <w:b/>
           <w:bCs/>
         </w:rPr>
-        <w:t xml:space="preserve"> </w:t>
+        <w:t xml:space="preserve">a </w:t>
       </w:r>
       <w:r>
         <w:rPr>
           <w:b/>
           <w:bCs/>
         </w:rPr>
-        <w:t xml:space="preserve">a </w:t>
+        <w:t>t</w:t>
       </w:r>
       <w:r>
         <w:rPr>
           <w:b/>
           <w:bCs/>
         </w:rPr>
-        <w:t>t</w:t>
+        <w:t xml:space="preserve">ipificação da conduta </w:t>
       </w:r>
       <w:r>
         <w:rPr>
           <w:b/>
           <w:bCs/>
         </w:rPr>
-        <w:t xml:space="preserve">ipificação da conduta </w:t>
+        <w:t>à</w:t>
       </w:r>
       <w:r>
         <w:rPr>
           <w:b/>
           <w:bCs/>
         </w:rPr>
-        <w:t>à</w:t>
+        <w:t xml:space="preserve"> </w:t>
       </w:r>
       <w:r>
         <w:rPr>
           <w:b/>
           <w:bCs/>
         </w:rPr>
-        <w:t xml:space="preserve"> </w:t>
+        <w:t>l</w:t>
       </w:r>
       <w:r>
         <w:rPr>
           <w:b/>
           <w:bCs/>
         </w:rPr>
-        <w:t>l</w:t>
-      </w:r>
-      <w:r>
-        <w:rPr>
-          <w:b/>
-          <w:bCs/>
-        </w:rPr>
         <w:t>uz do Código Penal Brasileiro</w:t>
       </w:r>
       <w:r>
@@ -22801,7 +20757,7 @@
       <w:r>
         <w:t xml:space="preserve"> em:  </w:t>
       </w:r>
-      <w:hyperlink r:id="rId59" w:history="1">
+      <w:hyperlink r:id="rId58" w:history="1">
         <w:r>
           <w:rPr>
             <w:rStyle w:val="Hyperlink"/>
@@ -22833,21 +20789,7 @@
         <w:rPr>
           <w:u w:val="single"/>
         </w:rPr>
-        <w:t xml:space="preserve">SANTOS, Bruna </w:t>
-      </w:r>
-      <w:proofErr w:type="spellStart"/>
-      <w:r>
-        <w:rPr>
-          <w:u w:val="single"/>
-        </w:rPr>
-        <w:t>Bernadina</w:t>
-      </w:r>
-      <w:proofErr w:type="spellEnd"/>
-      <w:r>
-        <w:rPr>
-          <w:u w:val="single"/>
-        </w:rPr>
-        <w:t xml:space="preserve"> dos; MARQUES, Rafael Pereira. </w:t>
+        <w:t xml:space="preserve">SANTOS, Bruna Bernadina dos; MARQUES, Rafael Pereira. </w:t>
       </w:r>
       <w:r>
         <w:rPr>
@@ -22889,7 +20831,7 @@
       <w:r>
         <w:t xml:space="preserve">Disponível em: </w:t>
       </w:r>
-      <w:hyperlink r:id="rId60" w:history="1">
+      <w:hyperlink r:id="rId59" w:history="1">
         <w:r>
           <w:rPr>
             <w:rStyle w:val="Hyperlink"/>
@@ -22966,7 +20908,7 @@
       <w:r>
         <w:t xml:space="preserve"> em: </w:t>
       </w:r>
-      <w:hyperlink r:id="rId61" w:history="1">
+      <w:hyperlink r:id="rId60" w:history="1">
         <w:r>
           <w:rPr>
             <w:rStyle w:val="Hyperlink"/>
